--- a/lessons/3-3/homework.docx
+++ b/lessons/3-3/homework.docx
@@ -106,7 +106,55 @@
     </w:p>
     <w:p>
       <w:pPr>
-        <w:spacing w:after="60"/>
+        <w:keepNext/>
+        <w:spacing w:after="20" w:before="80"/>
+        <w:jc w:val="center"/>
+      </w:pPr>
+      <w:r>
+        <w:drawing>
+          <wp:inline distT="0" distB="0" distL="0" distR="0">
+            <wp:extent cx="1047750" cy="790575"/>
+            <wp:effectExtent t="0" r="0" b="0" l="0"/>
+            <wp:docPr id="1" name="" descr="" title=""/>
+            <wp:cNvGraphicFramePr>
+              <a:graphicFrameLocks xmlns:a="http://schemas.openxmlformats.org/drawingml/2006/main" noChangeAspect="1"/>
+            </wp:cNvGraphicFramePr>
+            <a:graphic xmlns:a="http://schemas.openxmlformats.org/drawingml/2006/main">
+              <a:graphicData uri="http://schemas.openxmlformats.org/drawingml/2006/picture">
+                <pic:pic xmlns:pic="http://schemas.openxmlformats.org/drawingml/2006/picture">
+                  <pic:nvPicPr>
+                    <pic:cNvPr id="0" name="" descr=""/>
+                    <pic:cNvPicPr>
+                      <a:picLocks noChangeAspect="1" noChangeArrowheads="1"/>
+                    </pic:cNvPicPr>
+                  </pic:nvPicPr>
+                  <pic:blipFill>
+                    <a:blip r:embed="rId7" cstate="none"/>
+                    <a:srcRect/>
+                    <a:stretch>
+                      <a:fillRect/>
+                    </a:stretch>
+                  </pic:blipFill>
+                  <pic:spPr bwMode="auto">
+                    <a:xfrm>
+                      <a:off x="0" y="0"/>
+                      <a:ext cx="1047750" cy="790575"/>
+                    </a:xfrm>
+                    <a:prstGeom prst="rect">
+                      <a:avLst/>
+                    </a:prstGeom>
+                  </pic:spPr>
+                </pic:pic>
+              </a:graphicData>
+            </a:graphic>
+          </wp:inline>
+        </w:drawing>
+      </w:r>
+    </w:p>
+    <w:p>
+      <w:pPr>
+        <w:keepNext/>
+        <w:spacing w:after="120"/>
       </w:pPr>
       <w:r>
         <w:rPr>
@@ -116,12 +164,60 @@
         <w:t xml:space="preserve">Coordinate plane (Plano cartesiano)</w:t>
       </w:r>
       <w:r>
-        <w:t xml:space="preserve"> — A grid formed by a horizontal x-axis and a vertical y-axis used to plot ordered pairs</w:t>
-      </w:r>
-    </w:p>
-    <w:p>
-      <w:pPr>
-        <w:spacing w:after="60"/>
+        <w:t xml:space="preserve"> — A grid with a line going across and a line going up to plot points.</w:t>
+      </w:r>
+    </w:p>
+    <w:p>
+      <w:pPr>
+        <w:keepNext/>
+        <w:spacing w:after="20" w:before="80"/>
+        <w:jc w:val="center"/>
+      </w:pPr>
+      <w:r>
+        <w:drawing>
+          <wp:inline distT="0" distB="0" distL="0" distR="0">
+            <wp:extent cx="1047750" cy="790575"/>
+            <wp:effectExtent t="0" r="0" b="0" l="0"/>
+            <wp:docPr id="1" name="" descr="" title=""/>
+            <wp:cNvGraphicFramePr>
+              <a:graphicFrameLocks xmlns:a="http://schemas.openxmlformats.org/drawingml/2006/main" noChangeAspect="1"/>
+            </wp:cNvGraphicFramePr>
+            <a:graphic xmlns:a="http://schemas.openxmlformats.org/drawingml/2006/main">
+              <a:graphicData uri="http://schemas.openxmlformats.org/drawingml/2006/picture">
+                <pic:pic xmlns:pic="http://schemas.openxmlformats.org/drawingml/2006/picture">
+                  <pic:nvPicPr>
+                    <pic:cNvPr id="0" name="" descr=""/>
+                    <pic:cNvPicPr>
+                      <a:picLocks noChangeAspect="1" noChangeArrowheads="1"/>
+                    </pic:cNvPicPr>
+                  </pic:nvPicPr>
+                  <pic:blipFill>
+                    <a:blip r:embed="rId8" cstate="none"/>
+                    <a:srcRect/>
+                    <a:stretch>
+                      <a:fillRect/>
+                    </a:stretch>
+                  </pic:blipFill>
+                  <pic:spPr bwMode="auto">
+                    <a:xfrm>
+                      <a:off x="0" y="0"/>
+                      <a:ext cx="1047750" cy="790575"/>
+                    </a:xfrm>
+                    <a:prstGeom prst="rect">
+                      <a:avLst/>
+                    </a:prstGeom>
+                  </pic:spPr>
+                </pic:pic>
+              </a:graphicData>
+            </a:graphic>
+          </wp:inline>
+        </w:drawing>
+      </w:r>
+    </w:p>
+    <w:p>
+      <w:pPr>
+        <w:keepNext/>
+        <w:spacing w:after="120"/>
       </w:pPr>
       <w:r>
         <w:rPr>
@@ -131,12 +227,60 @@
         <w:t xml:space="preserve">Ordered pair (Par ordenado)</w:t>
       </w:r>
       <w:r>
-        <w:t xml:space="preserve"> — A pair of numbers (x, y) that gives the location of a point on the coordinate plane</w:t>
-      </w:r>
-    </w:p>
-    <w:p>
-      <w:pPr>
-        <w:spacing w:after="60"/>
+        <w:t xml:space="preserve"> — Two numbers (x, y) that tell where a point is on a grid.</w:t>
+      </w:r>
+    </w:p>
+    <w:p>
+      <w:pPr>
+        <w:keepNext/>
+        <w:spacing w:after="20" w:before="80"/>
+        <w:jc w:val="center"/>
+      </w:pPr>
+      <w:r>
+        <w:drawing>
+          <wp:inline distT="0" distB="0" distL="0" distR="0">
+            <wp:extent cx="1047750" cy="790575"/>
+            <wp:effectExtent t="0" r="0" b="0" l="0"/>
+            <wp:docPr id="1" name="" descr="" title=""/>
+            <wp:cNvGraphicFramePr>
+              <a:graphicFrameLocks xmlns:a="http://schemas.openxmlformats.org/drawingml/2006/main" noChangeAspect="1"/>
+            </wp:cNvGraphicFramePr>
+            <a:graphic xmlns:a="http://schemas.openxmlformats.org/drawingml/2006/main">
+              <a:graphicData uri="http://schemas.openxmlformats.org/drawingml/2006/picture">
+                <pic:pic xmlns:pic="http://schemas.openxmlformats.org/drawingml/2006/picture">
+                  <pic:nvPicPr>
+                    <pic:cNvPr id="0" name="" descr=""/>
+                    <pic:cNvPicPr>
+                      <a:picLocks noChangeAspect="1" noChangeArrowheads="1"/>
+                    </pic:cNvPicPr>
+                  </pic:nvPicPr>
+                  <pic:blipFill>
+                    <a:blip r:embed="rId9" cstate="none"/>
+                    <a:srcRect/>
+                    <a:stretch>
+                      <a:fillRect/>
+                    </a:stretch>
+                  </pic:blipFill>
+                  <pic:spPr bwMode="auto">
+                    <a:xfrm>
+                      <a:off x="0" y="0"/>
+                      <a:ext cx="1047750" cy="790575"/>
+                    </a:xfrm>
+                    <a:prstGeom prst="rect">
+                      <a:avLst/>
+                    </a:prstGeom>
+                  </pic:spPr>
+                </pic:pic>
+              </a:graphicData>
+            </a:graphic>
+          </wp:inline>
+        </w:drawing>
+      </w:r>
+    </w:p>
+    <w:p>
+      <w:pPr>
+        <w:keepNext/>
+        <w:spacing w:after="120"/>
       </w:pPr>
       <w:r>
         <w:rPr>
@@ -146,12 +290,60 @@
         <w:t xml:space="preserve">Linear pattern (Patrón lineal)</w:t>
       </w:r>
       <w:r>
-        <w:t xml:space="preserve"> — Points that form a straight line when plotted on a coordinate plane</w:t>
-      </w:r>
-    </w:p>
-    <w:p>
-      <w:pPr>
-        <w:spacing w:after="60"/>
+        <w:t xml:space="preserve"> — Points that make a straight line on a grid.</w:t>
+      </w:r>
+    </w:p>
+    <w:p>
+      <w:pPr>
+        <w:keepNext/>
+        <w:spacing w:after="20" w:before="80"/>
+        <w:jc w:val="center"/>
+      </w:pPr>
+      <w:r>
+        <w:drawing>
+          <wp:inline distT="0" distB="0" distL="0" distR="0">
+            <wp:extent cx="1047750" cy="790575"/>
+            <wp:effectExtent t="0" r="0" b="0" l="0"/>
+            <wp:docPr id="1" name="" descr="" title=""/>
+            <wp:cNvGraphicFramePr>
+              <a:graphicFrameLocks xmlns:a="http://schemas.openxmlformats.org/drawingml/2006/main" noChangeAspect="1"/>
+            </wp:cNvGraphicFramePr>
+            <a:graphic xmlns:a="http://schemas.openxmlformats.org/drawingml/2006/main">
+              <a:graphicData uri="http://schemas.openxmlformats.org/drawingml/2006/picture">
+                <pic:pic xmlns:pic="http://schemas.openxmlformats.org/drawingml/2006/picture">
+                  <pic:nvPicPr>
+                    <pic:cNvPr id="0" name="" descr=""/>
+                    <pic:cNvPicPr>
+                      <a:picLocks noChangeAspect="1" noChangeArrowheads="1"/>
+                    </pic:cNvPicPr>
+                  </pic:nvPicPr>
+                  <pic:blipFill>
+                    <a:blip r:embed="rId10" cstate="none"/>
+                    <a:srcRect/>
+                    <a:stretch>
+                      <a:fillRect/>
+                    </a:stretch>
+                  </pic:blipFill>
+                  <pic:spPr bwMode="auto">
+                    <a:xfrm>
+                      <a:off x="0" y="0"/>
+                      <a:ext cx="1047750" cy="790575"/>
+                    </a:xfrm>
+                    <a:prstGeom prst="rect">
+                      <a:avLst/>
+                    </a:prstGeom>
+                  </pic:spPr>
+                </pic:pic>
+              </a:graphicData>
+            </a:graphic>
+          </wp:inline>
+        </w:drawing>
+      </w:r>
+    </w:p>
+    <w:p>
+      <w:pPr>
+        <w:keepNext/>
+        <w:spacing w:after="120"/>
       </w:pPr>
       <w:r>
         <w:rPr>
@@ -161,12 +353,60 @@
         <w:t xml:space="preserve">Proportional (Proporcional)</w:t>
       </w:r>
       <w:r>
-        <w:t xml:space="preserve"> — A relationship where two quantities increase at a constant rate and their graph passes through the origin</w:t>
-      </w:r>
-    </w:p>
-    <w:p>
-      <w:pPr>
-        <w:spacing w:after="60"/>
+        <w:t xml:space="preserve"> — Two amounts that grow together at the same rate.</w:t>
+      </w:r>
+    </w:p>
+    <w:p>
+      <w:pPr>
+        <w:keepNext/>
+        <w:spacing w:after="20" w:before="80"/>
+        <w:jc w:val="center"/>
+      </w:pPr>
+      <w:r>
+        <w:drawing>
+          <wp:inline distT="0" distB="0" distL="0" distR="0">
+            <wp:extent cx="1047750" cy="790575"/>
+            <wp:effectExtent t="0" r="0" b="0" l="0"/>
+            <wp:docPr id="1" name="" descr="" title=""/>
+            <wp:cNvGraphicFramePr>
+              <a:graphicFrameLocks xmlns:a="http://schemas.openxmlformats.org/drawingml/2006/main" noChangeAspect="1"/>
+            </wp:cNvGraphicFramePr>
+            <a:graphic xmlns:a="http://schemas.openxmlformats.org/drawingml/2006/main">
+              <a:graphicData uri="http://schemas.openxmlformats.org/drawingml/2006/picture">
+                <pic:pic xmlns:pic="http://schemas.openxmlformats.org/drawingml/2006/picture">
+                  <pic:nvPicPr>
+                    <pic:cNvPr id="0" name="" descr=""/>
+                    <pic:cNvPicPr>
+                      <a:picLocks noChangeAspect="1" noChangeArrowheads="1"/>
+                    </pic:cNvPicPr>
+                  </pic:nvPicPr>
+                  <pic:blipFill>
+                    <a:blip r:embed="rId11" cstate="none"/>
+                    <a:srcRect/>
+                    <a:stretch>
+                      <a:fillRect/>
+                    </a:stretch>
+                  </pic:blipFill>
+                  <pic:spPr bwMode="auto">
+                    <a:xfrm>
+                      <a:off x="0" y="0"/>
+                      <a:ext cx="1047750" cy="790575"/>
+                    </a:xfrm>
+                    <a:prstGeom prst="rect">
+                      <a:avLst/>
+                    </a:prstGeom>
+                  </pic:spPr>
+                </pic:pic>
+              </a:graphicData>
+            </a:graphic>
+          </wp:inline>
+        </w:drawing>
+      </w:r>
+    </w:p>
+    <w:p>
+      <w:pPr>
+        <w:keepNext/>
+        <w:spacing w:after="120"/>
       </w:pPr>
       <w:r>
         <w:rPr>
@@ -176,7 +416,7 @@
         <w:t xml:space="preserve">Origin (Origen)</w:t>
       </w:r>
       <w:r>
-        <w:t xml:space="preserve"> — The point (0, 0) where the x-axis and y-axis intersect on a coordinate plane</w:t>
+        <w:t xml:space="preserve"> — The point (0, 0) where the two grid lines cross.</w:t>
       </w:r>
     </w:p>
     <w:p>

--- a/lessons/3-3/homework.docx
+++ b/lessons/3-3/homework.docx
@@ -24,7 +24,7 @@
           <w:i/>
           <w:iCs/>
         </w:rPr>
-        <w:t xml:space="preserve">Lesson 3-3  •  Standard 6.RP.3a</w:t>
+        <w:t xml:space="preserve">Lesson 3-3  •  Standard 6.AT.3a</w:t>
       </w:r>
     </w:p>
     <w:p>
@@ -937,39 +937,43 @@
           <w:b/>
           <w:bCs/>
         </w:rPr>
-        <w:t xml:space="preserve">6. A graph of a ratio passes through (0,0) and (2,6). What point also lies on the line?</w:t>
-      </w:r>
-    </w:p>
-    <w:p>
-      <w:pPr>
-        <w:spacing w:after="40" w:before="0"/>
-      </w:pPr>
-      <w:r>
-        <w:t xml:space="preserve">     A. (4, 12)</w:t>
-      </w:r>
-    </w:p>
-    <w:p>
-      <w:pPr>
-        <w:spacing w:after="40" w:before="0"/>
-      </w:pPr>
-      <w:r>
-        <w:t xml:space="preserve">     B. (4, 8)</w:t>
-      </w:r>
-    </w:p>
-    <w:p>
-      <w:pPr>
-        <w:spacing w:after="40" w:before="0"/>
-      </w:pPr>
-      <w:r>
-        <w:t xml:space="preserve">     C. (3, 6)</w:t>
-      </w:r>
-    </w:p>
-    <w:p>
-      <w:pPr>
-        <w:spacing w:after="40" w:before="0"/>
-      </w:pPr>
-      <w:r>
-        <w:t xml:space="preserve">     D. (6, 2)</w:t>
+        <w:t xml:space="preserve">6. onLevel — Spot the Common Mistake</w:t>
+      </w:r>
+    </w:p>
+    <w:p>
+      <w:pPr>
+        <w:spacing w:after="40" w:before="0"/>
+      </w:pPr>
+      <w:r>
+        <w:t xml:space="preserve">   Step 1 (Read): A student is working on Graph Ratio Tables.</w:t>
+      </w:r>
+    </w:p>
+    <w:p>
+      <w:pPr>
+        <w:spacing w:after="40" w:before="0"/>
+      </w:pPr>
+      <w:r>
+        <w:t xml:space="preserve">   Step 2 (Attempt): They ignored the rule: The points from equal ratios form a straight line that passes through the origin (0, 0).</w:t>
+      </w:r>
+    </w:p>
+    <w:p>
+      <w:pPr>
+        <w:spacing w:after="40" w:before="0"/>
+      </w:pPr>
+      <w:r>
+        <w:t xml:space="preserve">   Step 3 (Check): The answer does not match the math rule from class.</w:t>
+      </w:r>
+    </w:p>
+    <w:p>
+      <w:pPr>
+        <w:spacing w:after="60" w:before="0"/>
+      </w:pPr>
+      <w:r>
+        <w:rPr>
+          <w:i/>
+          <w:iCs/>
+        </w:rPr>
+        <w:t xml:space="preserve">Which step has the mistake? Explain and fix it:</w:t>
       </w:r>
     </w:p>
     <w:p>
@@ -985,6 +989,28 @@
     </w:p>
     <w:p>
       <w:pPr>
+        <w:spacing w:after="60" w:before="120"/>
+      </w:pPr>
+      <w:r>
+        <w:rPr>
+          <w:color w:val="BBBBBB"/>
+        </w:rPr>
+        <w:t xml:space="preserve">______________________________________________________________________</w:t>
+      </w:r>
+    </w:p>
+    <w:p>
+      <w:pPr>
+        <w:spacing w:after="60" w:before="120"/>
+      </w:pPr>
+      <w:r>
+        <w:rPr>
+          <w:color w:val="BBBBBB"/>
+        </w:rPr>
+        <w:t xml:space="preserve">______________________________________________________________________</w:t>
+      </w:r>
+    </w:p>
+    <w:p>
+      <w:pPr>
         <w:spacing w:after="80" w:before="0"/>
       </w:pPr>
       <w:r>
@@ -992,39 +1018,39 @@
           <w:b/>
           <w:bCs/>
         </w:rPr>
-        <w:t xml:space="preserve">7. On a ratio graph each apple costs $2. Which point shows 5 apples?</w:t>
-      </w:r>
-    </w:p>
-    <w:p>
-      <w:pPr>
-        <w:spacing w:after="40" w:before="0"/>
-      </w:pPr>
-      <w:r>
-        <w:t xml:space="preserve">     A. (5, 10)</w:t>
-      </w:r>
-    </w:p>
-    <w:p>
-      <w:pPr>
-        <w:spacing w:after="40" w:before="0"/>
-      </w:pPr>
-      <w:r>
-        <w:t xml:space="preserve">     B. (5, 5)</w:t>
-      </w:r>
-    </w:p>
-    <w:p>
-      <w:pPr>
-        <w:spacing w:after="40" w:before="0"/>
-      </w:pPr>
-      <w:r>
-        <w:t xml:space="preserve">     C. (10, 5)</w:t>
-      </w:r>
-    </w:p>
-    <w:p>
-      <w:pPr>
-        <w:spacing w:after="40" w:before="0"/>
-      </w:pPr>
-      <w:r>
-        <w:t xml:space="preserve">     D. (2, 5)</w:t>
+        <w:t xml:space="preserve">7. The smoothie recipe is 1 cup of blueberries to 2 scoops of yogurt. If cups go on the x-axis and scoops on the y-axis, which ordered pair shows 3 cups of blueberries?</w:t>
+      </w:r>
+    </w:p>
+    <w:p>
+      <w:pPr>
+        <w:spacing w:after="40" w:before="0"/>
+      </w:pPr>
+      <w:r>
+        <w:t xml:space="preserve">     A. (3, 6)</w:t>
+      </w:r>
+    </w:p>
+    <w:p>
+      <w:pPr>
+        <w:spacing w:after="40" w:before="0"/>
+      </w:pPr>
+      <w:r>
+        <w:t xml:space="preserve">     B. (6, 3)</w:t>
+      </w:r>
+    </w:p>
+    <w:p>
+      <w:pPr>
+        <w:spacing w:after="40" w:before="0"/>
+      </w:pPr>
+      <w:r>
+        <w:t xml:space="preserve">     C. (3, 5)</w:t>
+      </w:r>
+    </w:p>
+    <w:p>
+      <w:pPr>
+        <w:spacing w:after="40" w:before="0"/>
+      </w:pPr>
+      <w:r>
+        <w:t xml:space="preserve">     D. (3, 3)</w:t>
       </w:r>
     </w:p>
     <w:p>
@@ -1047,39 +1073,39 @@
           <w:b/>
           <w:bCs/>
         </w:rPr>
-        <w:t xml:space="preserve">8. A line through the origin contains (3, 9). What is the unit rate (y per 1 x)?</w:t>
-      </w:r>
-    </w:p>
-    <w:p>
-      <w:pPr>
-        <w:spacing w:after="40" w:before="0"/>
-      </w:pPr>
-      <w:r>
-        <w:t xml:space="preserve">     A. 3</w:t>
-      </w:r>
-    </w:p>
-    <w:p>
-      <w:pPr>
-        <w:spacing w:after="40" w:before="0"/>
-      </w:pPr>
-      <w:r>
-        <w:t xml:space="preserve">     B. 1/3</w:t>
-      </w:r>
-    </w:p>
-    <w:p>
-      <w:pPr>
-        <w:spacing w:after="40" w:before="0"/>
-      </w:pPr>
-      <w:r>
-        <w:t xml:space="preserve">     C. 6</w:t>
-      </w:r>
-    </w:p>
-    <w:p>
-      <w:pPr>
-        <w:spacing w:after="40" w:before="0"/>
-      </w:pPr>
-      <w:r>
-        <w:t xml:space="preserve">     D. 9</w:t>
+        <w:t xml:space="preserve">8. On the smoothie graph, every point follows the rule scoops = 2 × cups. Which equation describes the pattern between x (cups) and y (scoops)?</w:t>
+      </w:r>
+    </w:p>
+    <w:p>
+      <w:pPr>
+        <w:spacing w:after="40" w:before="0"/>
+      </w:pPr>
+      <w:r>
+        <w:t xml:space="preserve">     A. y = 2x</w:t>
+      </w:r>
+    </w:p>
+    <w:p>
+      <w:pPr>
+        <w:spacing w:after="40" w:before="0"/>
+      </w:pPr>
+      <w:r>
+        <w:t xml:space="preserve">     B. y = x + 2</w:t>
+      </w:r>
+    </w:p>
+    <w:p>
+      <w:pPr>
+        <w:spacing w:after="40" w:before="0"/>
+      </w:pPr>
+      <w:r>
+        <w:t xml:space="preserve">     C. y = x ÷ 2</w:t>
+      </w:r>
+    </w:p>
+    <w:p>
+      <w:pPr>
+        <w:spacing w:after="40" w:before="0"/>
+      </w:pPr>
+      <w:r>
+        <w:t xml:space="preserve">     D. x = 2y</w:t>
       </w:r>
     </w:p>
     <w:p>
@@ -1102,39 +1128,228 @@
           <w:b/>
           <w:bCs/>
         </w:rPr>
-        <w:t xml:space="preserve">9. Why do graphs of equivalent ratios start at the origin (0,0)?</w:t>
-      </w:r>
-    </w:p>
-    <w:p>
-      <w:pPr>
-        <w:spacing w:after="40" w:before="0"/>
-      </w:pPr>
-      <w:r>
-        <w:t xml:space="preserve">     A. Because 0 of one quantity pairs with 0 of the other</w:t>
-      </w:r>
-    </w:p>
-    <w:p>
-      <w:pPr>
-        <w:spacing w:after="40" w:before="0"/>
-      </w:pPr>
-      <w:r>
-        <w:t xml:space="preserve">     B. Because every line starts at zero</w:t>
-      </w:r>
-    </w:p>
-    <w:p>
-      <w:pPr>
-        <w:spacing w:after="40" w:before="0"/>
-      </w:pPr>
-      <w:r>
-        <w:t xml:space="preserve">     C. Because ratios are always negative</w:t>
-      </w:r>
-    </w:p>
-    <w:p>
-      <w:pPr>
-        <w:spacing w:after="40" w:before="0"/>
-      </w:pPr>
-      <w:r>
-        <w:t xml:space="preserve">     D. Because the y-axis is longer</w:t>
+        <w:t xml:space="preserve">9. Match each cups-to-scoops table row to the ordered pair you would plot (rule: y = 2x).</w:t>
+      </w:r>
+    </w:p>
+    <w:tbl>
+      <w:tblPr>
+        <w:tblW w:type="pct" w:w="100%"/>
+        <w:tblBorders>
+          <w:top w:val="single" w:color="auto" w:sz="4"/>
+          <w:left w:val="single" w:color="auto" w:sz="4"/>
+          <w:bottom w:val="single" w:color="auto" w:sz="4"/>
+          <w:right w:val="single" w:color="auto" w:sz="4"/>
+          <w:insideH w:val="single" w:color="auto" w:sz="4"/>
+          <w:insideV w:val="single" w:color="auto" w:sz="4"/>
+        </w:tblBorders>
+      </w:tblPr>
+      <w:tblGrid>
+        <w:gridCol w:w="100"/>
+        <w:gridCol w:w="100"/>
+      </w:tblGrid>
+      <w:tr>
+        <w:trPr>
+          <w:tblHeader/>
+        </w:trPr>
+        <w:tc>
+          <w:tcPr>
+            <w:tcW w:type="pct" w:w="50%"/>
+          </w:tcPr>
+          <w:p>
+            <w:r>
+              <w:rPr>
+                <w:b/>
+                <w:bCs/>
+              </w:rPr>
+              <w:t xml:space="preserve">Item</w:t>
+            </w:r>
+          </w:p>
+        </w:tc>
+        <w:tc>
+          <w:tcPr>
+            <w:tcW w:type="pct" w:w="50%"/>
+          </w:tcPr>
+          <w:p>
+            <w:r>
+              <w:rPr>
+                <w:b/>
+                <w:bCs/>
+              </w:rPr>
+              <w:t xml:space="preserve">Answer choices</w:t>
+            </w:r>
+          </w:p>
+        </w:tc>
+      </w:tr>
+      <w:tr>
+        <w:tc>
+          <w:tcPr>
+            <w:tcW w:type="pct" w:w="50%"/>
+          </w:tcPr>
+          <w:p>
+            <w:r>
+              <w:t xml:space="preserve">____  2 cups → 4 scoops</w:t>
+            </w:r>
+          </w:p>
+        </w:tc>
+        <w:tc>
+          <w:tcPr>
+            <w:tcW w:type="pct" w:w="50%"/>
+          </w:tcPr>
+          <w:p>
+            <w:r>
+              <w:t xml:space="preserve">D. (6, 12)</w:t>
+            </w:r>
+          </w:p>
+        </w:tc>
+      </w:tr>
+      <w:tr>
+        <w:tc>
+          <w:tcPr>
+            <w:tcW w:type="pct" w:w="50%"/>
+          </w:tcPr>
+          <w:p>
+            <w:r>
+              <w:t xml:space="preserve">____  3 cups → 6 scoops</w:t>
+            </w:r>
+          </w:p>
+        </w:tc>
+        <w:tc>
+          <w:tcPr>
+            <w:tcW w:type="pct" w:w="50%"/>
+          </w:tcPr>
+          <w:p>
+            <w:r>
+              <w:t xml:space="preserve">C. (5, 10)</w:t>
+            </w:r>
+          </w:p>
+        </w:tc>
+      </w:tr>
+      <w:tr>
+        <w:tc>
+          <w:tcPr>
+            <w:tcW w:type="pct" w:w="50%"/>
+          </w:tcPr>
+          <w:p>
+            <w:r>
+              <w:t xml:space="preserve">____  5 cups → 10 scoops</w:t>
+            </w:r>
+          </w:p>
+        </w:tc>
+        <w:tc>
+          <w:tcPr>
+            <w:tcW w:type="pct" w:w="50%"/>
+          </w:tcPr>
+          <w:p>
+            <w:r>
+              <w:t xml:space="preserve">B. (3, 6)</w:t>
+            </w:r>
+          </w:p>
+        </w:tc>
+      </w:tr>
+      <w:tr>
+        <w:tc>
+          <w:tcPr>
+            <w:tcW w:type="pct" w:w="50%"/>
+          </w:tcPr>
+          <w:p>
+            <w:r>
+              <w:t xml:space="preserve">____  6 cups → 12 scoops</w:t>
+            </w:r>
+          </w:p>
+        </w:tc>
+        <w:tc>
+          <w:tcPr>
+            <w:tcW w:type="pct" w:w="50%"/>
+          </w:tcPr>
+          <w:p>
+            <w:r>
+              <w:t xml:space="preserve">A. (2, 4)</w:t>
+            </w:r>
+          </w:p>
+        </w:tc>
+      </w:tr>
+    </w:tbl>
+    <w:p>
+      <w:pPr>
+        <w:spacing w:after="60" w:before="120"/>
+      </w:pPr>
+      <w:r>
+        <w:rPr>
+          <w:color w:val="BBBBBB"/>
+        </w:rPr>
+        <w:t xml:space="preserve">______________________________________________________________________</w:t>
+      </w:r>
+    </w:p>
+    <w:p>
+      <w:pPr>
+        <w:spacing w:after="80" w:before="0"/>
+      </w:pPr>
+      <w:r>
+        <w:rPr>
+          <w:b/>
+          <w:bCs/>
+        </w:rPr>
+        <w:t xml:space="preserve">10. The smoothie line follows the rule y = 2x (2 scoops per cup). Sort each ordered pair: is it ON the line or OFF the line?</w:t>
+      </w:r>
+    </w:p>
+    <w:p>
+      <w:pPr>
+        <w:spacing w:after="80" w:before="0"/>
+      </w:pPr>
+      <w:r>
+        <w:rPr>
+          <w:i/>
+          <w:iCs/>
+        </w:rPr>
+        <w:t xml:space="preserve">Groups: ON the line (y = 2x)   |   OFF the line</w:t>
+      </w:r>
+    </w:p>
+    <w:p>
+      <w:pPr>
+        <w:spacing w:after="40" w:before="0"/>
+      </w:pPr>
+      <w:r>
+        <w:t xml:space="preserve">   • (1, 2)   → __________________</w:t>
+      </w:r>
+    </w:p>
+    <w:p>
+      <w:pPr>
+        <w:spacing w:after="40" w:before="0"/>
+      </w:pPr>
+      <w:r>
+        <w:t xml:space="preserve">   • (4, 8)   → __________________</w:t>
+      </w:r>
+    </w:p>
+    <w:p>
+      <w:pPr>
+        <w:spacing w:after="40" w:before="0"/>
+      </w:pPr>
+      <w:r>
+        <w:t xml:space="preserve">   • (5, 10)   → __________________</w:t>
+      </w:r>
+    </w:p>
+    <w:p>
+      <w:pPr>
+        <w:spacing w:after="40" w:before="0"/>
+      </w:pPr>
+      <w:r>
+        <w:t xml:space="preserve">   • (2, 3)   → __________________</w:t>
+      </w:r>
+    </w:p>
+    <w:p>
+      <w:pPr>
+        <w:spacing w:after="40" w:before="0"/>
+      </w:pPr>
+      <w:r>
+        <w:t xml:space="preserve">   • (3, 5)   → __________________</w:t>
+      </w:r>
+    </w:p>
+    <w:p>
+      <w:pPr>
+        <w:spacing w:after="40" w:before="0"/>
+      </w:pPr>
+      <w:r>
+        <w:t xml:space="preserve">   • (1, 4)   → __________________</w:t>
       </w:r>
     </w:p>
     <w:p>
@@ -1180,10 +1395,22 @@
     </w:p>
     <w:p>
       <w:pPr>
+        <w:spacing w:after="20" w:before="0"/>
+      </w:pPr>
+      <w:r>
+        <w:t xml:space="preserve">     The pattern adds 2 to x and 6 to y each time. After (6, 18): x = 6+2 = 8, y = 18+6 = 24. The next point is (8, 24).</w:t>
+      </w:r>
+    </w:p>
+    <w:p>
+      <w:pPr>
         <w:spacing w:after="80" w:before="0"/>
       </w:pPr>
       <w:r>
-        <w:t xml:space="preserve">     The pattern adds 2 to x and 6 to y each time. After (6, 18): x = 6+2 = 8, y = 18+6 = 24. The next point is (8, 24).</w:t>
+        <w:rPr>
+          <w:i/>
+          <w:iCs/>
+        </w:rPr>
+        <w:t xml:space="preserve">     Watch for: A common mistake in Graph Ratio Tables is skipping the key idea: "The points from equal ratios form a straight line that passes through the origin (0, 0)." — always check your work against this rule before you submit.</w:t>
       </w:r>
     </w:p>
     <w:p>
@@ -1200,10 +1427,22 @@
     </w:p>
     <w:p>
       <w:pPr>
+        <w:spacing w:after="20" w:before="0"/>
+      </w:pPr>
+      <w:r>
+        <w:t xml:space="preserve">     Equivalent ratios are proportional, so their graph is always a straight line that passes through the origin (0, 0).</w:t>
+      </w:r>
+    </w:p>
+    <w:p>
+      <w:pPr>
         <w:spacing w:after="80" w:before="0"/>
       </w:pPr>
       <w:r>
-        <w:t xml:space="preserve">     Equivalent ratios are proportional, so their graph is always a straight line that passes through the origin (0, 0).</w:t>
+        <w:rPr>
+          <w:i/>
+          <w:iCs/>
+        </w:rPr>
+        <w:t xml:space="preserve">     Watch for: A common mistake in Graph Ratio Tables is skipping the key idea: "The points from equal ratios form a straight line that passes through the origin (0, 0)." — always check your work against this rule before you submit.</w:t>
       </w:r>
     </w:p>
     <w:p>
@@ -1220,10 +1459,22 @@
     </w:p>
     <w:p>
       <w:pPr>
+        <w:spacing w:after="20" w:before="0"/>
+      </w:pPr>
+      <w:r>
+        <w:t xml:space="preserve">     For each point: 4÷1 = 4, 8÷2 = 4, 12÷3 = 4. The ratio of y to x is always 4:1.</w:t>
+      </w:r>
+    </w:p>
+    <w:p>
+      <w:pPr>
         <w:spacing w:after="80" w:before="0"/>
       </w:pPr>
       <w:r>
-        <w:t xml:space="preserve">     For each point: 4÷1 = 4, 8÷2 = 4, 12÷3 = 4. The ratio of y to x is always 4:1.</w:t>
+        <w:rPr>
+          <w:i/>
+          <w:iCs/>
+        </w:rPr>
+        <w:t xml:space="preserve">     Watch for: A common mistake in Graph Ratio Tables is skipping the key idea: "The points from equal ratios form a straight line that passes through the origin (0, 0)." — always check your work against this rule before you submit.</w:t>
       </w:r>
     </w:p>
     <w:p>
@@ -1308,22 +1559,70 @@
     </w:p>
     <w:p>
       <w:pPr>
+        <w:spacing w:after="20" w:before="0"/>
+      </w:pPr>
+      <w:r>
+        <w:t xml:space="preserve">     Student A's ratio is 1:2 (y goes up 2 for each 1 in x). Student B's ratio is 1:3 (y goes up 3 for each 1 in x). A higher rate of change means a steeper line, so Student B's is steeper.</w:t>
+      </w:r>
+    </w:p>
+    <w:p>
+      <w:pPr>
         <w:spacing w:after="80" w:before="0"/>
       </w:pPr>
       <w:r>
-        <w:t xml:space="preserve">     Student A's ratio is 1:2 (y goes up 2 for each 1 in x). Student B's ratio is 1:3 (y goes up 3 for each 1 in x). A higher rate of change means a steeper line, so Student B's is steeper.</w:t>
-      </w:r>
-    </w:p>
-    <w:p>
-      <w:pPr>
-        <w:spacing w:after="40" w:before="0"/>
-      </w:pPr>
-      <w:r>
-        <w:rPr>
-          <w:b/>
-          <w:bCs/>
-        </w:rPr>
-        <w:t xml:space="preserve">6. A. (4, 12)</w:t>
+        <w:rPr>
+          <w:i/>
+          <w:iCs/>
+        </w:rPr>
+        <w:t xml:space="preserve">     Watch for: A common mistake in Graph Ratio Tables is skipping the key idea: "The points from equal ratios form a straight line that passes through the origin (0, 0)." — always check your work against this rule before you submit.</w:t>
+      </w:r>
+    </w:p>
+    <w:p>
+      <w:pPr>
+        <w:spacing w:after="40" w:before="0"/>
+      </w:pPr>
+      <w:r>
+        <w:rPr>
+          <w:b/>
+          <w:bCs/>
+        </w:rPr>
+        <w:t xml:space="preserve">6. onLevel — Spot the Common Mistake</w:t>
+      </w:r>
+    </w:p>
+    <w:p>
+      <w:pPr>
+        <w:spacing w:after="20" w:before="0"/>
+      </w:pPr>
+      <w:r>
+        <w:t xml:space="preserve">     The mistake is in Step 2.</w:t>
+      </w:r>
+    </w:p>
+    <w:p>
+      <w:pPr>
+        <w:spacing w:after="20" w:before="0"/>
+      </w:pPr>
+      <w:r>
+        <w:t xml:space="preserve">     Correct work: Follow the key idea: The points from equal ratios form a straight line that passes through the origin (0, 0).</w:t>
+      </w:r>
+    </w:p>
+    <w:p>
+      <w:pPr>
+        <w:spacing w:after="40" w:before="0"/>
+      </w:pPr>
+      <w:r>
+        <w:rPr>
+          <w:b/>
+          <w:bCs/>
+        </w:rPr>
+        <w:t xml:space="preserve">7. A. (3, 6)</w:t>
+      </w:r>
+    </w:p>
+    <w:p>
+      <w:pPr>
+        <w:spacing w:after="20" w:before="0"/>
+      </w:pPr>
+      <w:r>
+        <w:t xml:space="preserve">     Cups (x) come first, scoops (y) second. 3 cups need 3 × 2 = 6 scoops, so the point is (3, 6).</w:t>
       </w:r>
     </w:p>
     <w:p>
@@ -1331,19 +1630,31 @@
         <w:spacing w:after="80" w:before="0"/>
       </w:pPr>
       <w:r>
-        <w:t xml:space="preserve">     The ratio is 6 to 2 = 3 to 1, so (4, 12) follows the same pattern.</w:t>
-      </w:r>
-    </w:p>
-    <w:p>
-      <w:pPr>
-        <w:spacing w:after="40" w:before="0"/>
-      </w:pPr>
-      <w:r>
-        <w:rPr>
-          <w:b/>
-          <w:bCs/>
-        </w:rPr>
-        <w:t xml:space="preserve">7. A. (5, 10)</w:t>
+        <w:rPr>
+          <w:i/>
+          <w:iCs/>
+        </w:rPr>
+        <w:t xml:space="preserve">     Watch for: A common mistake in Graph Ratio Tables is skipping the key idea: "The points from equal ratios form a straight line that passes through the origin (0, 0)." — always check your work against this rule before you submit.</w:t>
+      </w:r>
+    </w:p>
+    <w:p>
+      <w:pPr>
+        <w:spacing w:after="40" w:before="0"/>
+      </w:pPr>
+      <w:r>
+        <w:rPr>
+          <w:b/>
+          <w:bCs/>
+        </w:rPr>
+        <w:t xml:space="preserve">8. A. y = 2x</w:t>
+      </w:r>
+    </w:p>
+    <w:p>
+      <w:pPr>
+        <w:spacing w:after="20" w:before="0"/>
+      </w:pPr>
+      <w:r>
+        <w:t xml:space="preserve">     Each cup needs 2 scoops, so y (scoops) is always 2 times x (cups): y = 2x. For 4 cups, y = 2 × 4 = 8.</w:t>
       </w:r>
     </w:p>
     <w:p>
@@ -1351,47 +1662,131 @@
         <w:spacing w:after="80" w:before="0"/>
       </w:pPr>
       <w:r>
-        <w:t xml:space="preserve">     5 apples at $2 each is $10, so the point is (5, 10).</w:t>
-      </w:r>
-    </w:p>
-    <w:p>
-      <w:pPr>
-        <w:spacing w:after="40" w:before="0"/>
-      </w:pPr>
-      <w:r>
-        <w:rPr>
-          <w:b/>
-          <w:bCs/>
-        </w:rPr>
-        <w:t xml:space="preserve">8. A. 3</w:t>
-      </w:r>
-    </w:p>
-    <w:p>
-      <w:pPr>
-        <w:spacing w:after="80" w:before="0"/>
-      </w:pPr>
-      <w:r>
-        <w:t xml:space="preserve">     9 ÷ 3 = 3, so y increases by 3 for each 1 unit of x.</w:t>
-      </w:r>
-    </w:p>
-    <w:p>
-      <w:pPr>
-        <w:spacing w:after="40" w:before="0"/>
-      </w:pPr>
-      <w:r>
-        <w:rPr>
-          <w:b/>
-          <w:bCs/>
-        </w:rPr>
-        <w:t xml:space="preserve">9. A. Because 0 of one quantity pairs with 0 of the other</w:t>
-      </w:r>
-    </w:p>
-    <w:p>
-      <w:pPr>
-        <w:spacing w:after="80" w:before="0"/>
-      </w:pPr>
-      <w:r>
-        <w:t xml:space="preserve">     When you have 0 of one amount you have 0 of the other, so the line passes through (0,0).</w:t>
+        <w:rPr>
+          <w:i/>
+          <w:iCs/>
+        </w:rPr>
+        <w:t xml:space="preserve">     Watch for: A common mistake in Graph Ratio Tables is skipping the key idea: "The points from equal ratios form a straight line that passes through the origin (0, 0)." — always check your work against this rule before you submit.</w:t>
+      </w:r>
+    </w:p>
+    <w:p>
+      <w:pPr>
+        <w:spacing w:after="40" w:before="0"/>
+      </w:pPr>
+      <w:r>
+        <w:rPr>
+          <w:b/>
+          <w:bCs/>
+        </w:rPr>
+        <w:t xml:space="preserve">9. Matches:</w:t>
+      </w:r>
+    </w:p>
+    <w:p>
+      <w:pPr>
+        <w:spacing w:after="20" w:before="0"/>
+      </w:pPr>
+      <w:r>
+        <w:t xml:space="preserve">     2 cups → 4 scoops → (2, 4)</w:t>
+      </w:r>
+    </w:p>
+    <w:p>
+      <w:pPr>
+        <w:spacing w:after="20" w:before="0"/>
+      </w:pPr>
+      <w:r>
+        <w:t xml:space="preserve">     3 cups → 6 scoops → (3, 6)</w:t>
+      </w:r>
+    </w:p>
+    <w:p>
+      <w:pPr>
+        <w:spacing w:after="20" w:before="0"/>
+      </w:pPr>
+      <w:r>
+        <w:t xml:space="preserve">     5 cups → 10 scoops → (5, 10)</w:t>
+      </w:r>
+    </w:p>
+    <w:p>
+      <w:pPr>
+        <w:spacing w:after="20" w:before="0"/>
+      </w:pPr>
+      <w:r>
+        <w:t xml:space="preserve">     6 cups → 12 scoops → (6, 12)</w:t>
+      </w:r>
+    </w:p>
+    <w:p>
+      <w:pPr>
+        <w:spacing w:after="40" w:before="0"/>
+      </w:pPr>
+      <w:r>
+        <w:t xml:space="preserve"/>
+      </w:r>
+    </w:p>
+    <w:p>
+      <w:pPr>
+        <w:spacing w:after="40" w:before="0"/>
+      </w:pPr>
+      <w:r>
+        <w:rPr>
+          <w:b/>
+          <w:bCs/>
+        </w:rPr>
+        <w:t xml:space="preserve">10. Correct groups:</w:t>
+      </w:r>
+    </w:p>
+    <w:p>
+      <w:pPr>
+        <w:spacing w:after="20" w:before="0"/>
+      </w:pPr>
+      <w:r>
+        <w:t xml:space="preserve">     (1, 2) → ON the line (y = 2x)</w:t>
+      </w:r>
+    </w:p>
+    <w:p>
+      <w:pPr>
+        <w:spacing w:after="20" w:before="0"/>
+      </w:pPr>
+      <w:r>
+        <w:t xml:space="preserve">     (4, 8) → ON the line (y = 2x)</w:t>
+      </w:r>
+    </w:p>
+    <w:p>
+      <w:pPr>
+        <w:spacing w:after="20" w:before="0"/>
+      </w:pPr>
+      <w:r>
+        <w:t xml:space="preserve">     (5, 10) → ON the line (y = 2x)</w:t>
+      </w:r>
+    </w:p>
+    <w:p>
+      <w:pPr>
+        <w:spacing w:after="20" w:before="0"/>
+      </w:pPr>
+      <w:r>
+        <w:t xml:space="preserve">     (2, 3) → OFF the line</w:t>
+      </w:r>
+    </w:p>
+    <w:p>
+      <w:pPr>
+        <w:spacing w:after="20" w:before="0"/>
+      </w:pPr>
+      <w:r>
+        <w:t xml:space="preserve">     (3, 5) → OFF the line</w:t>
+      </w:r>
+    </w:p>
+    <w:p>
+      <w:pPr>
+        <w:spacing w:after="20" w:before="0"/>
+      </w:pPr>
+      <w:r>
+        <w:t xml:space="preserve">     (1, 4) → OFF the line</w:t>
+      </w:r>
+    </w:p>
+    <w:p>
+      <w:pPr>
+        <w:spacing w:after="40" w:before="0"/>
+      </w:pPr>
+      <w:r>
+        <w:t xml:space="preserve"/>
       </w:r>
     </w:p>
     <w:sectPr>

--- a/lessons/3-3/homework.docx
+++ b/lessons/3-3/homework.docx
@@ -937,31 +937,39 @@
           <w:b/>
           <w:bCs/>
         </w:rPr>
-        <w:t xml:space="preserve">6. onLevel — Spot the Common Mistake</w:t>
-      </w:r>
-    </w:p>
-    <w:p>
-      <w:pPr>
-        <w:spacing w:after="40" w:before="0"/>
-      </w:pPr>
-      <w:r>
-        <w:t xml:space="preserve">   Step 1 (Read): A student is working on Graph Ratio Tables.</w:t>
-      </w:r>
-    </w:p>
-    <w:p>
-      <w:pPr>
-        <w:spacing w:after="40" w:before="0"/>
-      </w:pPr>
-      <w:r>
-        <w:t xml:space="preserve">   Step 2 (Attempt): They ignored the rule: The points from equal ratios form a straight line that passes through the origin (0, 0).</w:t>
-      </w:r>
-    </w:p>
-    <w:p>
-      <w:pPr>
-        <w:spacing w:after="40" w:before="0"/>
-      </w:pPr>
-      <w:r>
-        <w:t xml:space="preserve">   Step 3 (Check): The answer does not match the math rule from class.</w:t>
+        <w:t xml:space="preserve">6. On Level — Spot the Common Mistake</w:t>
+      </w:r>
+    </w:p>
+    <w:p>
+      <w:pPr>
+        <w:spacing w:after="40" w:before="0"/>
+      </w:pPr>
+      <w:r>
+        <w:t xml:space="preserve">   Step 1 (Read the ratio): A recipe uses 4 cups of water for every 1 cup of rice (rule: y = 4x). A student is plotting points for the line.</w:t>
+      </w:r>
+    </w:p>
+    <w:p>
+      <w:pPr>
+        <w:spacing w:after="40" w:before="0"/>
+      </w:pPr>
+      <w:r>
+        <w:t xml:space="preserve">   Step 2 (List the points): (1, 4), (2, 8), (3, 12)</w:t>
+      </w:r>
+    </w:p>
+    <w:p>
+      <w:pPr>
+        <w:spacing w:after="40" w:before="0"/>
+      </w:pPr>
+      <w:r>
+        <w:t xml:space="preserve">   Step 3 (Add another point): The student also plots (4, 14) and says it belongs on the same line.</w:t>
+      </w:r>
+    </w:p>
+    <w:p>
+      <w:pPr>
+        <w:spacing w:after="40" w:before="0"/>
+      </w:pPr>
+      <w:r>
+        <w:t xml:space="preserve">   Step 4 (Conclusion): All four points form a straight line.</w:t>
       </w:r>
     </w:p>
     <w:p>
@@ -1410,7 +1418,7 @@
           <w:i/>
           <w:iCs/>
         </w:rPr>
-        <w:t xml:space="preserve">     Watch for: A common mistake in Graph Ratio Tables is skipping the key idea: "The points from equal ratios form a straight line that passes through the origin (0, 0)." — always check your work against this rule before you submit.</w:t>
+        <w:t xml:space="preserve">     Watch for: A common mistake in Graph Ratio Tables is writing the ordered pair in the wrong order — putting the second table value first instead of matching (x, y) to the table's column order. For example, if a recipe table shows 2 cups of sugar for every 4 cups of flour, a student might plot (4, 2) instead of (2, 4), landing the point in a completely different spot on the grid. Before you plot, check: which quantity goes on the x-axis, and does your ordered pair start with that number?</w:t>
       </w:r>
     </w:p>
     <w:p>
@@ -1442,7 +1450,7 @@
           <w:i/>
           <w:iCs/>
         </w:rPr>
-        <w:t xml:space="preserve">     Watch for: A common mistake in Graph Ratio Tables is skipping the key idea: "The points from equal ratios form a straight line that passes through the origin (0, 0)." — always check your work against this rule before you submit.</w:t>
+        <w:t xml:space="preserve">     Watch for: A common mistake in Graph Ratio Tables is writing the ordered pair in the wrong order — putting the second table value first instead of matching (x, y) to the table's column order. For example, if a recipe table shows 2 cups of sugar for every 4 cups of flour, a student might plot (4, 2) instead of (2, 4), landing the point in a completely different spot on the grid. Before you plot, check: which quantity goes on the x-axis, and does your ordered pair start with that number?</w:t>
       </w:r>
     </w:p>
     <w:p>
@@ -1474,7 +1482,7 @@
           <w:i/>
           <w:iCs/>
         </w:rPr>
-        <w:t xml:space="preserve">     Watch for: A common mistake in Graph Ratio Tables is skipping the key idea: "The points from equal ratios form a straight line that passes through the origin (0, 0)." — always check your work against this rule before you submit.</w:t>
+        <w:t xml:space="preserve">     Watch for: A common mistake in Graph Ratio Tables is writing the ordered pair in the wrong order — putting the second table value first instead of matching (x, y) to the table's column order. For example, if a recipe table shows 2 cups of sugar for every 4 cups of flour, a student might plot (4, 2) instead of (2, 4), landing the point in a completely different spot on the grid. Before you plot, check: which quantity goes on the x-axis, and does your ordered pair start with that number?</w:t>
       </w:r>
     </w:p>
     <w:p>
@@ -1574,35 +1582,35 @@
           <w:i/>
           <w:iCs/>
         </w:rPr>
-        <w:t xml:space="preserve">     Watch for: A common mistake in Graph Ratio Tables is skipping the key idea: "The points from equal ratios form a straight line that passes through the origin (0, 0)." — always check your work against this rule before you submit.</w:t>
-      </w:r>
-    </w:p>
-    <w:p>
-      <w:pPr>
-        <w:spacing w:after="40" w:before="0"/>
-      </w:pPr>
-      <w:r>
-        <w:rPr>
-          <w:b/>
-          <w:bCs/>
-        </w:rPr>
-        <w:t xml:space="preserve">6. onLevel — Spot the Common Mistake</w:t>
-      </w:r>
-    </w:p>
-    <w:p>
-      <w:pPr>
-        <w:spacing w:after="20" w:before="0"/>
-      </w:pPr>
-      <w:r>
-        <w:t xml:space="preserve">     The mistake is in Step 2.</w:t>
-      </w:r>
-    </w:p>
-    <w:p>
-      <w:pPr>
-        <w:spacing w:after="20" w:before="0"/>
-      </w:pPr>
-      <w:r>
-        <w:t xml:space="preserve">     Correct work: Follow the key idea: The points from equal ratios form a straight line that passes through the origin (0, 0).</w:t>
+        <w:t xml:space="preserve">     Watch for: A common mistake in Graph Ratio Tables is writing the ordered pair in the wrong order — putting the second table value first instead of matching (x, y) to the table's column order. For example, if a recipe table shows 2 cups of sugar for every 4 cups of flour, a student might plot (4, 2) instead of (2, 4), landing the point in a completely different spot on the grid. Before you plot, check: which quantity goes on the x-axis, and does your ordered pair start with that number?</w:t>
+      </w:r>
+    </w:p>
+    <w:p>
+      <w:pPr>
+        <w:spacing w:after="40" w:before="0"/>
+      </w:pPr>
+      <w:r>
+        <w:rPr>
+          <w:b/>
+          <w:bCs/>
+        </w:rPr>
+        <w:t xml:space="preserve">6. On Level — Spot the Common Mistake</w:t>
+      </w:r>
+    </w:p>
+    <w:p>
+      <w:pPr>
+        <w:spacing w:after="20" w:before="0"/>
+      </w:pPr>
+      <w:r>
+        <w:t xml:space="preserve">     The mistake is in Step 3.</w:t>
+      </w:r>
+    </w:p>
+    <w:p>
+      <w:pPr>
+        <w:spacing w:after="20" w:before="0"/>
+      </w:pPr>
+      <w:r>
+        <w:t xml:space="preserve">     Correct work: The point (4, 14) is off the line. Using the rule y = 4x, when x = 4 the y-value must be 4 × 4 = 16, so the correct point is (4, 16). Because (4, 14) does not satisfy y = 4x, it does not land on the line through the other points.</w:t>
       </w:r>
     </w:p>
     <w:p>
@@ -1634,7 +1642,7 @@
           <w:i/>
           <w:iCs/>
         </w:rPr>
-        <w:t xml:space="preserve">     Watch for: A common mistake in Graph Ratio Tables is skipping the key idea: "The points from equal ratios form a straight line that passes through the origin (0, 0)." — always check your work against this rule before you submit.</w:t>
+        <w:t xml:space="preserve">     Watch for: A common mistake in Graph Ratio Tables is writing the ordered pair in the wrong order — putting the second table value first instead of matching (x, y) to the table's column order. For example, if a recipe table shows 2 cups of sugar for every 4 cups of flour, a student might plot (4, 2) instead of (2, 4), landing the point in a completely different spot on the grid. Before you plot, check: which quantity goes on the x-axis, and does your ordered pair start with that number?</w:t>
       </w:r>
     </w:p>
     <w:p>
@@ -1666,7 +1674,7 @@
           <w:i/>
           <w:iCs/>
         </w:rPr>
-        <w:t xml:space="preserve">     Watch for: A common mistake in Graph Ratio Tables is skipping the key idea: "The points from equal ratios form a straight line that passes through the origin (0, 0)." — always check your work against this rule before you submit.</w:t>
+        <w:t xml:space="preserve">     Watch for: A common mistake in Graph Ratio Tables is writing the ordered pair in the wrong order — putting the second table value first instead of matching (x, y) to the table's column order. For example, if a recipe table shows 2 cups of sugar for every 4 cups of flour, a student might plot (4, 2) instead of (2, 4), landing the point in a completely different spot on the grid. Before you plot, check: which quantity goes on the x-axis, and does your ordered pair start with that number?</w:t>
       </w:r>
     </w:p>
     <w:p>

--- a/lessons/3-3/homework.docx
+++ b/lessons/3-3/homework.docx
@@ -12,7 +12,7 @@
           <w:b/>
           <w:bCs/>
         </w:rPr>
-        <w:t xml:space="preserve">Graph Ratio Tables — Homework</w:t>
+        <w:t xml:space="preserve">Ratio Tables — Homework</w:t>
       </w:r>
     </w:p>
     <w:p>
@@ -24,7 +24,7 @@
           <w:i/>
           <w:iCs/>
         </w:rPr>
-        <w:t xml:space="preserve">Lesson 3-3  •  Standard 6.AT.3a</w:t>
+        <w:t xml:space="preserve">Lesson 3-2  •  Standard 6.AT.3a</w:t>
       </w:r>
     </w:p>
     <w:p>
@@ -80,7 +80,7 @@
         <w:spacing w:after="60" w:before="0"/>
       </w:pPr>
       <w:r>
-        <w:t xml:space="preserve">Content: I can graph the values from a ratio table as points on the coordinate plane.</w:t>
+        <w:t xml:space="preserve">Content: I can use a ratio table to find equivalent ratios.</w:t>
       </w:r>
     </w:p>
     <w:p>
@@ -88,7 +88,7 @@
         <w:spacing w:after="60" w:before="0"/>
       </w:pPr>
       <w:r>
-        <w:t xml:space="preserve">Language: I can explain my graph using the words coordinate plane, ordered pair, origin, and proportional.</w:t>
+        <w:t xml:space="preserve">Language: I can explain my table using the words ratio table, equivalent ratio, scale factor, and pattern.</w:t>
       </w:r>
     </w:p>
     <w:p>
@@ -161,10 +161,10 @@
           <w:b/>
           <w:bCs/>
         </w:rPr>
-        <w:t xml:space="preserve">Coordinate plane (Plano cartesiano)</w:t>
-      </w:r>
-      <w:r>
-        <w:t xml:space="preserve"> — A grid with a line going across and a line going up to plot points.</w:t>
+        <w:t xml:space="preserve">Ratio table (Tabla de razones)</w:t>
+      </w:r>
+      <w:r>
+        <w:t xml:space="preserve"> — A table of equal ratios that shows a pattern.</w:t>
       </w:r>
     </w:p>
     <w:p>
@@ -224,10 +224,10 @@
           <w:b/>
           <w:bCs/>
         </w:rPr>
-        <w:t xml:space="preserve">Ordered pair (Par ordenado)</w:t>
-      </w:r>
-      <w:r>
-        <w:t xml:space="preserve"> — Two numbers (x, y) that tell where a point is on a grid.</w:t>
+        <w:t xml:space="preserve">Equivalent ratio (Razón equivalente)</w:t>
+      </w:r>
+      <w:r>
+        <w:t xml:space="preserve"> — Two ratios that mean the same thing, like 1:2 and 2:4.</w:t>
       </w:r>
     </w:p>
     <w:p>
@@ -287,10 +287,10 @@
           <w:b/>
           <w:bCs/>
         </w:rPr>
-        <w:t xml:space="preserve">Linear pattern (Patrón lineal)</w:t>
-      </w:r>
-      <w:r>
-        <w:t xml:space="preserve"> — Points that make a straight line on a grid.</w:t>
+        <w:t xml:space="preserve">Scale factor (Factor de escala)</w:t>
+      </w:r>
+      <w:r>
+        <w:t xml:space="preserve"> — The number you multiply both parts of a ratio by to get an equal ratio.</w:t>
       </w:r>
     </w:p>
     <w:p>
@@ -350,10 +350,10 @@
           <w:b/>
           <w:bCs/>
         </w:rPr>
-        <w:t xml:space="preserve">Proportional (Proporcional)</w:t>
-      </w:r>
-      <w:r>
-        <w:t xml:space="preserve"> — Two amounts that grow together at the same rate.</w:t>
+        <w:t xml:space="preserve">Pattern (Patrón)</w:t>
+      </w:r>
+      <w:r>
+        <w:t xml:space="preserve"> — A rule that numbers follow again and again.</w:t>
       </w:r>
     </w:p>
     <w:p>
@@ -381,7 +381,7 @@
                     </pic:cNvPicPr>
                   </pic:nvPicPr>
                   <pic:blipFill>
-                    <a:blip r:embed="rId11" cstate="none"/>
+                    <a:blip r:embed="rId10" cstate="none"/>
                     <a:srcRect/>
                     <a:stretch>
                       <a:fillRect/>
@@ -413,10 +413,10 @@
           <w:b/>
           <w:bCs/>
         </w:rPr>
-        <w:t xml:space="preserve">Origin (Origen)</w:t>
-      </w:r>
-      <w:r>
-        <w:t xml:space="preserve"> — The point (0, 0) where the two grid lines cross.</w:t>
+        <w:t xml:space="preserve">Additive pattern (Patrón aditivo)</w:t>
+      </w:r>
+      <w:r>
+        <w:t xml:space="preserve"> — Adding the same amount to both parts of a ratio table to make new rows.</w:t>
       </w:r>
     </w:p>
     <w:p>
@@ -453,39 +453,39 @@
           <w:b/>
           <w:bCs/>
         </w:rPr>
-        <w:t xml:space="preserve">1. A ratio table shows (2, 6), (4, 12), and (6, 18). Which ordered pair comes next if the pattern continues?</w:t>
-      </w:r>
-    </w:p>
-    <w:p>
-      <w:pPr>
-        <w:spacing w:after="40" w:before="0"/>
-      </w:pPr>
-      <w:r>
-        <w:t xml:space="preserve">     A. (8, 24)</w:t>
-      </w:r>
-    </w:p>
-    <w:p>
-      <w:pPr>
-        <w:spacing w:after="40" w:before="0"/>
-      </w:pPr>
-      <w:r>
-        <w:t xml:space="preserve">     B. (7, 20)</w:t>
-      </w:r>
-    </w:p>
-    <w:p>
-      <w:pPr>
-        <w:spacing w:after="40" w:before="0"/>
-      </w:pPr>
-      <w:r>
-        <w:t xml:space="preserve">     C. (8, 22)</w:t>
-      </w:r>
-    </w:p>
-    <w:p>
-      <w:pPr>
-        <w:spacing w:after="40" w:before="0"/>
-      </w:pPr>
-      <w:r>
-        <w:t xml:space="preserve">     D. (10, 24)</w:t>
+        <w:t xml:space="preserve">1. A recipe uses 3 eggs for every 5 cups of flour. How many eggs are needed for 15 cups of flour?</w:t>
+      </w:r>
+    </w:p>
+    <w:p>
+      <w:pPr>
+        <w:spacing w:after="40" w:before="0"/>
+      </w:pPr>
+      <w:r>
+        <w:t xml:space="preserve">     A. 9</w:t>
+      </w:r>
+    </w:p>
+    <w:p>
+      <w:pPr>
+        <w:spacing w:after="40" w:before="0"/>
+      </w:pPr>
+      <w:r>
+        <w:t xml:space="preserve">     B. 6</w:t>
+      </w:r>
+    </w:p>
+    <w:p>
+      <w:pPr>
+        <w:spacing w:after="40" w:before="0"/>
+      </w:pPr>
+      <w:r>
+        <w:t xml:space="preserve">     C. 10</w:t>
+      </w:r>
+    </w:p>
+    <w:p>
+      <w:pPr>
+        <w:spacing w:after="40" w:before="0"/>
+      </w:pPr>
+      <w:r>
+        <w:t xml:space="preserve">     D. 12</w:t>
       </w:r>
     </w:p>
     <w:p>
@@ -508,39 +508,39 @@
           <w:b/>
           <w:bCs/>
         </w:rPr>
-        <w:t xml:space="preserve">2. When you graph equivalent ratios, the points will always form what shape?</w:t>
-      </w:r>
-    </w:p>
-    <w:p>
-      <w:pPr>
-        <w:spacing w:after="40" w:before="0"/>
-      </w:pPr>
-      <w:r>
-        <w:t xml:space="preserve">     A. A straight line through the origin</w:t>
-      </w:r>
-    </w:p>
-    <w:p>
-      <w:pPr>
-        <w:spacing w:after="40" w:before="0"/>
-      </w:pPr>
-      <w:r>
-        <w:t xml:space="preserve">     B. A curved line</w:t>
-      </w:r>
-    </w:p>
-    <w:p>
-      <w:pPr>
-        <w:spacing w:after="40" w:before="0"/>
-      </w:pPr>
-      <w:r>
-        <w:t xml:space="preserve">     C. A zigzag</w:t>
-      </w:r>
-    </w:p>
-    <w:p>
-      <w:pPr>
-        <w:spacing w:after="40" w:before="0"/>
-      </w:pPr>
-      <w:r>
-        <w:t xml:space="preserve">     D. A circle</w:t>
+        <w:t xml:space="preserve">2. Which row does NOT belong in a ratio table for 4:5?</w:t>
+      </w:r>
+    </w:p>
+    <w:p>
+      <w:pPr>
+        <w:spacing w:after="40" w:before="0"/>
+      </w:pPr>
+      <w:r>
+        <w:t xml:space="preserve">     A. 6:10</w:t>
+      </w:r>
+    </w:p>
+    <w:p>
+      <w:pPr>
+        <w:spacing w:after="40" w:before="0"/>
+      </w:pPr>
+      <w:r>
+        <w:t xml:space="preserve">     B. 8:10</w:t>
+      </w:r>
+    </w:p>
+    <w:p>
+      <w:pPr>
+        <w:spacing w:after="40" w:before="0"/>
+      </w:pPr>
+      <w:r>
+        <w:t xml:space="preserve">     C. 12:15</w:t>
+      </w:r>
+    </w:p>
+    <w:p>
+      <w:pPr>
+        <w:spacing w:after="40" w:before="0"/>
+      </w:pPr>
+      <w:r>
+        <w:t xml:space="preserve">     D. 16:20</w:t>
       </w:r>
     </w:p>
     <w:p>
@@ -563,62 +563,7 @@
           <w:b/>
           <w:bCs/>
         </w:rPr>
-        <w:t xml:space="preserve">3. Points from a ratio table are plotted at (1, 4), (2, 8), and (3, 12). What is the ratio of y to x for each point?</w:t>
-      </w:r>
-    </w:p>
-    <w:p>
-      <w:pPr>
-        <w:spacing w:after="40" w:before="0"/>
-      </w:pPr>
-      <w:r>
-        <w:t xml:space="preserve">     A. 4:1</w:t>
-      </w:r>
-    </w:p>
-    <w:p>
-      <w:pPr>
-        <w:spacing w:after="40" w:before="0"/>
-      </w:pPr>
-      <w:r>
-        <w:t xml:space="preserve">     B. 1:4</w:t>
-      </w:r>
-    </w:p>
-    <w:p>
-      <w:pPr>
-        <w:spacing w:after="40" w:before="0"/>
-      </w:pPr>
-      <w:r>
-        <w:t xml:space="preserve">     C. 2:8</w:t>
-      </w:r>
-    </w:p>
-    <w:p>
-      <w:pPr>
-        <w:spacing w:after="40" w:before="0"/>
-      </w:pPr>
-      <w:r>
-        <w:t xml:space="preserve">     D. 3:4</w:t>
-      </w:r>
-    </w:p>
-    <w:p>
-      <w:pPr>
-        <w:spacing w:after="60" w:before="120"/>
-      </w:pPr>
-      <w:r>
-        <w:rPr>
-          <w:color w:val="BBBBBB"/>
-        </w:rPr>
-        <w:t xml:space="preserve">______________________________________________________________________</w:t>
-      </w:r>
-    </w:p>
-    <w:p>
-      <w:pPr>
-        <w:spacing w:after="80" w:before="0"/>
-      </w:pPr>
-      <w:r>
-        <w:rPr>
-          <w:b/>
-          <w:bCs/>
-        </w:rPr>
-        <w:t xml:space="preserve">4. Use the graph pattern y = 5x to complete the ratio table, then identify what the ordered pairs would be.</w:t>
+        <w:t xml:space="preserve">3. Complete the ratio table for lemon juice to water in Chef Reyes's lemonade recipe (1 cup lemon juice for every 4 cups water).</w:t>
       </w:r>
     </w:p>
     <w:tbl>
@@ -652,7 +597,7 @@
                 <w:b/>
                 <w:bCs/>
               </w:rPr>
-              <w:t xml:space="preserve">x</w:t>
+              <w:t xml:space="preserve">Pitchers</w:t>
             </w:r>
           </w:p>
         </w:tc>
@@ -666,7 +611,7 @@
                 <w:b/>
                 <w:bCs/>
               </w:rPr>
-              <w:t xml:space="preserve">y</w:t>
+              <w:t xml:space="preserve">Lemon Juice (cups)</w:t>
             </w:r>
           </w:p>
         </w:tc>
@@ -680,7 +625,7 @@
                 <w:b/>
                 <w:bCs/>
               </w:rPr>
-              <w:t xml:space="preserve">Ordered Pair</w:t>
+              <w:t xml:space="preserve">Water (cups)</w:t>
             </w:r>
           </w:p>
         </w:tc>
@@ -710,7 +655,7 @@
                 <w:b w:val="false"/>
                 <w:bCs w:val="false"/>
               </w:rPr>
-              <w:t xml:space="preserve">5</w:t>
+              <w:t xml:space="preserve">1</w:t>
             </w:r>
           </w:p>
         </w:tc>
@@ -724,7 +669,7 @@
                 <w:b w:val="false"/>
                 <w:bCs w:val="false"/>
               </w:rPr>
-              <w:t xml:space="preserve">(1, 5)</w:t>
+              <w:t xml:space="preserve">4</w:t>
             </w:r>
           </w:p>
         </w:tc>
@@ -784,7 +729,7 @@
                 <w:b w:val="false"/>
                 <w:bCs w:val="false"/>
               </w:rPr>
-              <w:t xml:space="preserve">4</w:t>
+              <w:t xml:space="preserve">5</w:t>
             </w:r>
           </w:p>
         </w:tc>
@@ -828,7 +773,7 @@
                 <w:b w:val="false"/>
                 <w:bCs w:val="false"/>
               </w:rPr>
-              <w:t xml:space="preserve">6</w:t>
+              <w:t xml:space="preserve">10</w:t>
             </w:r>
           </w:p>
         </w:tc>
@@ -882,39 +827,39 @@
           <w:b/>
           <w:bCs/>
         </w:rPr>
-        <w:t xml:space="preserve">5. Two students graph ratio tables. Student A plots (1,2), (2,4), (3,6). Student B plots (1,3), (2,6), (3,9). Whose line is steeper?</w:t>
-      </w:r>
-    </w:p>
-    <w:p>
-      <w:pPr>
-        <w:spacing w:after="40" w:before="0"/>
-      </w:pPr>
-      <w:r>
-        <w:t xml:space="preserve">     A. Student B</w:t>
-      </w:r>
-    </w:p>
-    <w:p>
-      <w:pPr>
-        <w:spacing w:after="40" w:before="0"/>
-      </w:pPr>
-      <w:r>
-        <w:t xml:space="preserve">     B. Student A</w:t>
-      </w:r>
-    </w:p>
-    <w:p>
-      <w:pPr>
-        <w:spacing w:after="40" w:before="0"/>
-      </w:pPr>
-      <w:r>
-        <w:t xml:space="preserve">     C. Same steepness</w:t>
-      </w:r>
-    </w:p>
-    <w:p>
-      <w:pPr>
-        <w:spacing w:after="40" w:before="0"/>
-      </w:pPr>
-      <w:r>
-        <w:t xml:space="preserve">     D. Cannot tell</w:t>
+        <w:t xml:space="preserve">4. In a ratio table, the ratio of sugar to butter is 3:2. If you use 12 cups of sugar, how many cups of butter do you need?</w:t>
+      </w:r>
+    </w:p>
+    <w:p>
+      <w:pPr>
+        <w:spacing w:after="40" w:before="0"/>
+      </w:pPr>
+      <w:r>
+        <w:t xml:space="preserve">     A. 8</w:t>
+      </w:r>
+    </w:p>
+    <w:p>
+      <w:pPr>
+        <w:spacing w:after="40" w:before="0"/>
+      </w:pPr>
+      <w:r>
+        <w:t xml:space="preserve">     B. 6</w:t>
+      </w:r>
+    </w:p>
+    <w:p>
+      <w:pPr>
+        <w:spacing w:after="40" w:before="0"/>
+      </w:pPr>
+      <w:r>
+        <w:t xml:space="preserve">     C. 10</w:t>
+      </w:r>
+    </w:p>
+    <w:p>
+      <w:pPr>
+        <w:spacing w:after="40" w:before="0"/>
+      </w:pPr>
+      <w:r>
+        <w:t xml:space="preserve">     D. 9</w:t>
       </w:r>
     </w:p>
     <w:p>
@@ -937,50 +882,188 @@
           <w:b/>
           <w:bCs/>
         </w:rPr>
-        <w:t xml:space="preserve">6. On Level — Spot the Common Mistake</w:t>
-      </w:r>
-    </w:p>
-    <w:p>
-      <w:pPr>
-        <w:spacing w:after="40" w:before="0"/>
-      </w:pPr>
-      <w:r>
-        <w:t xml:space="preserve">   Step 1 (Read the ratio): A recipe uses 4 cups of water for every 1 cup of rice (rule: y = 4x). A student is plotting points for the line.</w:t>
-      </w:r>
-    </w:p>
-    <w:p>
-      <w:pPr>
-        <w:spacing w:after="40" w:before="0"/>
-      </w:pPr>
-      <w:r>
-        <w:t xml:space="preserve">   Step 2 (List the points): (1, 4), (2, 8), (3, 12)</w:t>
-      </w:r>
-    </w:p>
-    <w:p>
-      <w:pPr>
-        <w:spacing w:after="40" w:before="0"/>
-      </w:pPr>
-      <w:r>
-        <w:t xml:space="preserve">   Step 3 (Add another point): The student also plots (4, 14) and says it belongs on the same line.</w:t>
-      </w:r>
-    </w:p>
-    <w:p>
-      <w:pPr>
-        <w:spacing w:after="40" w:before="0"/>
-      </w:pPr>
-      <w:r>
-        <w:t xml:space="preserve">   Step 4 (Conclusion): All four points form a straight line.</w:t>
-      </w:r>
-    </w:p>
-    <w:p>
-      <w:pPr>
-        <w:spacing w:after="60" w:before="0"/>
+        <w:t xml:space="preserve">5. Which rows belong in a ratio table for 3:4? Sort them into correct and incorrect.</w:t>
+      </w:r>
+    </w:p>
+    <w:p>
+      <w:pPr>
+        <w:spacing w:after="80" w:before="0"/>
       </w:pPr>
       <w:r>
         <w:rPr>
           <w:i/>
           <w:iCs/>
         </w:rPr>
+        <w:t xml:space="preserve">Groups: Belongs in 3:4 Table   |   Does NOT Belong</w:t>
+      </w:r>
+    </w:p>
+    <w:p>
+      <w:pPr>
+        <w:spacing w:after="40" w:before="0"/>
+      </w:pPr>
+      <w:r>
+        <w:t xml:space="preserve">   • 6:8   → __________________</w:t>
+      </w:r>
+    </w:p>
+    <w:p>
+      <w:pPr>
+        <w:spacing w:after="40" w:before="0"/>
+      </w:pPr>
+      <w:r>
+        <w:t xml:space="preserve">   • 9:12   → __________________</w:t>
+      </w:r>
+    </w:p>
+    <w:p>
+      <w:pPr>
+        <w:spacing w:after="40" w:before="0"/>
+      </w:pPr>
+      <w:r>
+        <w:t xml:space="preserve">   • 15:20   → __________________</w:t>
+      </w:r>
+    </w:p>
+    <w:p>
+      <w:pPr>
+        <w:spacing w:after="40" w:before="0"/>
+      </w:pPr>
+      <w:r>
+        <w:t xml:space="preserve">   • 6:10   → __________________</w:t>
+      </w:r>
+    </w:p>
+    <w:p>
+      <w:pPr>
+        <w:spacing w:after="40" w:before="0"/>
+      </w:pPr>
+      <w:r>
+        <w:t xml:space="preserve">   • 12:14   → __________________</w:t>
+      </w:r>
+    </w:p>
+    <w:p>
+      <w:pPr>
+        <w:spacing w:after="40" w:before="0"/>
+      </w:pPr>
+      <w:r>
+        <w:t xml:space="preserve">   • 9:16   → __________________</w:t>
+      </w:r>
+    </w:p>
+    <w:p>
+      <w:pPr>
+        <w:spacing w:after="60" w:before="120"/>
+      </w:pPr>
+      <w:r>
+        <w:rPr>
+          <w:color w:val="BBBBBB"/>
+        </w:rPr>
+        <w:t xml:space="preserve">______________________________________________________________________</w:t>
+      </w:r>
+    </w:p>
+    <w:p>
+      <w:pPr>
+        <w:spacing w:after="80" w:before="0"/>
+      </w:pPr>
+      <w:r>
+        <w:rPr>
+          <w:b/>
+          <w:bCs/>
+        </w:rPr>
+        <w:t xml:space="preserve">6. A ratio table shows 5:8, 10:16, 15:24. What scale factor was used from the first row to the third row?</w:t>
+      </w:r>
+    </w:p>
+    <w:p>
+      <w:pPr>
+        <w:spacing w:after="40" w:before="0"/>
+      </w:pPr>
+      <w:r>
+        <w:t xml:space="preserve">     A. 3</w:t>
+      </w:r>
+    </w:p>
+    <w:p>
+      <w:pPr>
+        <w:spacing w:after="40" w:before="0"/>
+      </w:pPr>
+      <w:r>
+        <w:t xml:space="preserve">     B. 2</w:t>
+      </w:r>
+    </w:p>
+    <w:p>
+      <w:pPr>
+        <w:spacing w:after="40" w:before="0"/>
+      </w:pPr>
+      <w:r>
+        <w:t xml:space="preserve">     C. 5</w:t>
+      </w:r>
+    </w:p>
+    <w:p>
+      <w:pPr>
+        <w:spacing w:after="40" w:before="0"/>
+      </w:pPr>
+      <w:r>
+        <w:t xml:space="preserve">     D. 8</w:t>
+      </w:r>
+    </w:p>
+    <w:p>
+      <w:pPr>
+        <w:spacing w:after="60" w:before="120"/>
+      </w:pPr>
+      <w:r>
+        <w:rPr>
+          <w:color w:val="BBBBBB"/>
+        </w:rPr>
+        <w:t xml:space="preserve">______________________________________________________________________</w:t>
+      </w:r>
+    </w:p>
+    <w:p>
+      <w:pPr>
+        <w:spacing w:after="80" w:before="0"/>
+      </w:pPr>
+      <w:r>
+        <w:rPr>
+          <w:b/>
+          <w:bCs/>
+        </w:rPr>
+        <w:t xml:space="preserve">7. onLevel — Catch Marcus's Mistake</w:t>
+      </w:r>
+    </w:p>
+    <w:p>
+      <w:pPr>
+        <w:spacing w:after="40" w:before="0"/>
+      </w:pPr>
+      <w:r>
+        <w:t xml:space="preserve">   Step 1 (Read the table): A ratio table starts with 3:8. Marcus needs to find the row where the first value is 12.</w:t>
+      </w:r>
+    </w:p>
+    <w:p>
+      <w:pPr>
+        <w:spacing w:after="40" w:before="0"/>
+      </w:pPr>
+      <w:r>
+        <w:t xml:space="preserve">   Step 2 (Find the change): Marcus sees the first value went from 3 to 12, a difference of 9.</w:t>
+      </w:r>
+    </w:p>
+    <w:p>
+      <w:pPr>
+        <w:spacing w:after="40" w:before="0"/>
+      </w:pPr>
+      <w:r>
+        <w:t xml:space="preserve">   Step 3 (Apply the change): Marcus adds 9 to the second value: 8 + 9 = 17</w:t>
+      </w:r>
+    </w:p>
+    <w:p>
+      <w:pPr>
+        <w:spacing w:after="40" w:before="0"/>
+      </w:pPr>
+      <w:r>
+        <w:t xml:space="preserve">   Step 4 (Write the new row): Marcus's answer: 12:17</w:t>
+      </w:r>
+    </w:p>
+    <w:p>
+      <w:pPr>
+        <w:spacing w:after="60" w:before="0"/>
+      </w:pPr>
+      <w:r>
+        <w:rPr>
+          <w:i/>
+          <w:iCs/>
+        </w:rPr>
         <w:t xml:space="preserve">Which step has the mistake? Explain and fix it:</w:t>
       </w:r>
     </w:p>
@@ -1026,39 +1109,39 @@
           <w:b/>
           <w:bCs/>
         </w:rPr>
-        <w:t xml:space="preserve">7. The smoothie recipe is 1 cup of blueberries to 2 scoops of yogurt. If cups go on the x-axis and scoops on the y-axis, which ordered pair shows 3 cups of blueberries?</w:t>
-      </w:r>
-    </w:p>
-    <w:p>
-      <w:pPr>
-        <w:spacing w:after="40" w:before="0"/>
-      </w:pPr>
-      <w:r>
-        <w:t xml:space="preserve">     A. (3, 6)</w:t>
-      </w:r>
-    </w:p>
-    <w:p>
-      <w:pPr>
-        <w:spacing w:after="40" w:before="0"/>
-      </w:pPr>
-      <w:r>
-        <w:t xml:space="preserve">     B. (6, 3)</w:t>
-      </w:r>
-    </w:p>
-    <w:p>
-      <w:pPr>
-        <w:spacing w:after="40" w:before="0"/>
-      </w:pPr>
-      <w:r>
-        <w:t xml:space="preserve">     C. (3, 5)</w:t>
-      </w:r>
-    </w:p>
-    <w:p>
-      <w:pPr>
-        <w:spacing w:after="40" w:before="0"/>
-      </w:pPr>
-      <w:r>
-        <w:t xml:space="preserve">     D. (3, 3)</w:t>
+        <w:t xml:space="preserve">8. The food truck sells tacos at a steady rate: 2 tacos cost $5. At that rate, how much do 6 tacos cost?</w:t>
+      </w:r>
+    </w:p>
+    <w:p>
+      <w:pPr>
+        <w:spacing w:after="40" w:before="0"/>
+      </w:pPr>
+      <w:r>
+        <w:t xml:space="preserve">     A. $15</w:t>
+      </w:r>
+    </w:p>
+    <w:p>
+      <w:pPr>
+        <w:spacing w:after="40" w:before="0"/>
+      </w:pPr>
+      <w:r>
+        <w:t xml:space="preserve">     B. $11</w:t>
+      </w:r>
+    </w:p>
+    <w:p>
+      <w:pPr>
+        <w:spacing w:after="40" w:before="0"/>
+      </w:pPr>
+      <w:r>
+        <w:t xml:space="preserve">     C. $12</w:t>
+      </w:r>
+    </w:p>
+    <w:p>
+      <w:pPr>
+        <w:spacing w:after="40" w:before="0"/>
+      </w:pPr>
+      <w:r>
+        <w:t xml:space="preserve">     D. $30</w:t>
       </w:r>
     </w:p>
     <w:p>
@@ -1081,39 +1164,39 @@
           <w:b/>
           <w:bCs/>
         </w:rPr>
-        <w:t xml:space="preserve">8. On the smoothie graph, every point follows the rule scoops = 2 × cups. Which equation describes the pattern between x (cups) and y (scoops)?</w:t>
-      </w:r>
-    </w:p>
-    <w:p>
-      <w:pPr>
-        <w:spacing w:after="40" w:before="0"/>
-      </w:pPr>
-      <w:r>
-        <w:t xml:space="preserve">     A. y = 2x</w:t>
-      </w:r>
-    </w:p>
-    <w:p>
-      <w:pPr>
-        <w:spacing w:after="40" w:before="0"/>
-      </w:pPr>
-      <w:r>
-        <w:t xml:space="preserve">     B. y = x + 2</w:t>
-      </w:r>
-    </w:p>
-    <w:p>
-      <w:pPr>
-        <w:spacing w:after="40" w:before="0"/>
-      </w:pPr>
-      <w:r>
-        <w:t xml:space="preserve">     C. y = x ÷ 2</w:t>
-      </w:r>
-    </w:p>
-    <w:p>
-      <w:pPr>
-        <w:spacing w:after="40" w:before="0"/>
-      </w:pPr>
-      <w:r>
-        <w:t xml:space="preserve">     D. x = 2y</w:t>
+        <w:t xml:space="preserve">9. A smoothie recipe at the truck uses 4 cups of mango for every 3 cups of pineapple. How many cups of mango are needed for 9 cups of pineapple?</w:t>
+      </w:r>
+    </w:p>
+    <w:p>
+      <w:pPr>
+        <w:spacing w:after="40" w:before="0"/>
+      </w:pPr>
+      <w:r>
+        <w:t xml:space="preserve">     A. 12</w:t>
+      </w:r>
+    </w:p>
+    <w:p>
+      <w:pPr>
+        <w:spacing w:after="40" w:before="0"/>
+      </w:pPr>
+      <w:r>
+        <w:t xml:space="preserve">     B. 10</w:t>
+      </w:r>
+    </w:p>
+    <w:p>
+      <w:pPr>
+        <w:spacing w:after="40" w:before="0"/>
+      </w:pPr>
+      <w:r>
+        <w:t xml:space="preserve">     C. 13</w:t>
+      </w:r>
+    </w:p>
+    <w:p>
+      <w:pPr>
+        <w:spacing w:after="40" w:before="0"/>
+      </w:pPr>
+      <w:r>
+        <w:t xml:space="preserve">     D. 9</w:t>
       </w:r>
     </w:p>
     <w:p>
@@ -1136,7 +1219,7 @@
           <w:b/>
           <w:bCs/>
         </w:rPr>
-        <w:t xml:space="preserve">9. Match each cups-to-scoops table row to the ordered pair you would plot (rule: y = 2x).</w:t>
+        <w:t xml:space="preserve">10. Match each food truck order to its missing ratio-table value.</w:t>
       </w:r>
     </w:p>
     <w:tbl>
@@ -1195,7 +1278,7 @@
           </w:tcPr>
           <w:p>
             <w:r>
-              <w:t xml:space="preserve">____  2 cups → 4 scoops</w:t>
+              <w:t xml:space="preserve">____  3 burgers cost $12, so 5 burgers cost ___</w:t>
             </w:r>
           </w:p>
         </w:tc>
@@ -1205,7 +1288,7 @@
           </w:tcPr>
           <w:p>
             <w:r>
-              <w:t xml:space="preserve">D. (6, 12)</w:t>
+              <w:t xml:space="preserve">D. $12</w:t>
             </w:r>
           </w:p>
         </w:tc>
@@ -1217,7 +1300,7 @@
           </w:tcPr>
           <w:p>
             <w:r>
-              <w:t xml:space="preserve">____  3 cups → 6 scoops</w:t>
+              <w:t xml:space="preserve">____  Ratio table 7:2, partner of 21 is ___</w:t>
             </w:r>
           </w:p>
         </w:tc>
@@ -1227,7 +1310,7 @@
           </w:tcPr>
           <w:p>
             <w:r>
-              <w:t xml:space="preserve">C. (5, 10)</w:t>
+              <w:t xml:space="preserve">C. 36</w:t>
             </w:r>
           </w:p>
         </w:tc>
@@ -1239,7 +1322,7 @@
           </w:tcPr>
           <w:p>
             <w:r>
-              <w:t xml:space="preserve">____  5 cups → 10 scoops</w:t>
+              <w:t xml:space="preserve">____  Ratio table 5:6, partner of 30 in the first column is ___</w:t>
             </w:r>
           </w:p>
         </w:tc>
@@ -1249,7 +1332,7 @@
           </w:tcPr>
           <w:p>
             <w:r>
-              <w:t xml:space="preserve">B. (3, 6)</w:t>
+              <w:t xml:space="preserve">B. 6</w:t>
             </w:r>
           </w:p>
         </w:tc>
@@ -1261,7 +1344,7 @@
           </w:tcPr>
           <w:p>
             <w:r>
-              <w:t xml:space="preserve">____  6 cups → 12 scoops</w:t>
+              <w:t xml:space="preserve">____  2 drinks cost $3, so 8 drinks cost ___</w:t>
             </w:r>
           </w:p>
         </w:tc>
@@ -1271,7 +1354,7 @@
           </w:tcPr>
           <w:p>
             <w:r>
-              <w:t xml:space="preserve">A. (2, 4)</w:t>
+              <w:t xml:space="preserve">A. $20</w:t>
             </w:r>
           </w:p>
         </w:tc>
@@ -1289,15 +1372,41 @@
       </w:r>
     </w:p>
     <w:p>
-      <w:pPr>
-        <w:spacing w:after="80" w:before="0"/>
-      </w:pPr>
-      <w:r>
-        <w:rPr>
-          <w:b/>
-          <w:bCs/>
-        </w:rPr>
-        <w:t xml:space="preserve">10. The smoothie line follows the rule y = 2x (2 scoops per cup). Sort each ordered pair: is it ON the line or OFF the line?</w:t>
+      <w:r>
+        <w:br w:type="page"/>
+      </w:r>
+    </w:p>
+    <w:p>
+      <w:pPr>
+        <w:pStyle w:val="Heading1"/>
+        <w:spacing w:after="120"/>
+      </w:pPr>
+      <w:r>
+        <w:rPr>
+          <w:b/>
+          <w:bCs/>
+        </w:rPr>
+        <w:t xml:space="preserve">Answer Key (Teacher)</w:t>
+      </w:r>
+    </w:p>
+    <w:p>
+      <w:pPr>
+        <w:spacing w:after="40" w:before="0"/>
+      </w:pPr>
+      <w:r>
+        <w:rPr>
+          <w:b/>
+          <w:bCs/>
+        </w:rPr>
+        <w:t xml:space="preserve">1. A. 9</w:t>
+      </w:r>
+    </w:p>
+    <w:p>
+      <w:pPr>
+        <w:spacing w:after="20" w:before="0"/>
+      </w:pPr>
+      <w:r>
+        <w:t xml:space="preserve">     The scale factor is 15 ÷ 5 = 3. Multiply the eggs by 3: 3 × 3 = 9 eggs.</w:t>
       </w:r>
     </w:p>
     <w:p>
@@ -1309,104 +1418,27 @@
           <w:i/>
           <w:iCs/>
         </w:rPr>
-        <w:t xml:space="preserve">Groups: ON the line (y = 2x)   |   OFF the line</w:t>
-      </w:r>
-    </w:p>
-    <w:p>
-      <w:pPr>
-        <w:spacing w:after="40" w:before="0"/>
-      </w:pPr>
-      <w:r>
-        <w:t xml:space="preserve">   • (1, 2)   → __________________</w:t>
-      </w:r>
-    </w:p>
-    <w:p>
-      <w:pPr>
-        <w:spacing w:after="40" w:before="0"/>
-      </w:pPr>
-      <w:r>
-        <w:t xml:space="preserve">   • (4, 8)   → __________________</w:t>
-      </w:r>
-    </w:p>
-    <w:p>
-      <w:pPr>
-        <w:spacing w:after="40" w:before="0"/>
-      </w:pPr>
-      <w:r>
-        <w:t xml:space="preserve">   • (5, 10)   → __________________</w:t>
-      </w:r>
-    </w:p>
-    <w:p>
-      <w:pPr>
-        <w:spacing w:after="40" w:before="0"/>
-      </w:pPr>
-      <w:r>
-        <w:t xml:space="preserve">   • (2, 3)   → __________________</w:t>
-      </w:r>
-    </w:p>
-    <w:p>
-      <w:pPr>
-        <w:spacing w:after="40" w:before="0"/>
-      </w:pPr>
-      <w:r>
-        <w:t xml:space="preserve">   • (3, 5)   → __________________</w:t>
-      </w:r>
-    </w:p>
-    <w:p>
-      <w:pPr>
-        <w:spacing w:after="40" w:before="0"/>
-      </w:pPr>
-      <w:r>
-        <w:t xml:space="preserve">   • (1, 4)   → __________________</w:t>
-      </w:r>
-    </w:p>
-    <w:p>
-      <w:pPr>
-        <w:spacing w:after="60" w:before="120"/>
-      </w:pPr>
-      <w:r>
-        <w:rPr>
-          <w:color w:val="BBBBBB"/>
-        </w:rPr>
-        <w:t xml:space="preserve">______________________________________________________________________</w:t>
-      </w:r>
-    </w:p>
-    <w:p>
-      <w:r>
-        <w:br w:type="page"/>
-      </w:r>
-    </w:p>
-    <w:p>
-      <w:pPr>
-        <w:pStyle w:val="Heading1"/>
-        <w:spacing w:after="120"/>
-      </w:pPr>
-      <w:r>
-        <w:rPr>
-          <w:b/>
-          <w:bCs/>
-        </w:rPr>
-        <w:t xml:space="preserve">Answer Key (Teacher)</w:t>
-      </w:r>
-    </w:p>
-    <w:p>
-      <w:pPr>
-        <w:spacing w:after="40" w:before="0"/>
-      </w:pPr>
-      <w:r>
-        <w:rPr>
-          <w:b/>
-          <w:bCs/>
-        </w:rPr>
-        <w:t xml:space="preserve">1. A. (8, 24)</w:t>
-      </w:r>
-    </w:p>
-    <w:p>
-      <w:pPr>
-        <w:spacing w:after="20" w:before="0"/>
-      </w:pPr>
-      <w:r>
-        <w:t xml:space="preserve">     The pattern adds 2 to x and 6 to y each time. After (6, 18): x = 6+2 = 8, y = 18+6 = 24. The next point is (8, 24).</w:t>
+        <w:t xml:space="preserve">     Watch for: A common mistake in Ratio Tables is scaling only ONE part of the ratio, or adding the scale factor to a part instead of multiplying by it — for example, turning 2:3 into 6:3 (multiplying only the first number by 3 and forgetting the second) or into 4:5 (adding the scale factor 2 to the second number instead of multiplying, since 3+2=5 but 3×2=6). Before you submit, multiply BOTH numbers by the same scale factor and check that your new ratio simplifies back to the original.</w:t>
+      </w:r>
+    </w:p>
+    <w:p>
+      <w:pPr>
+        <w:spacing w:after="40" w:before="0"/>
+      </w:pPr>
+      <w:r>
+        <w:rPr>
+          <w:b/>
+          <w:bCs/>
+        </w:rPr>
+        <w:t xml:space="preserve">2. A. 6:10</w:t>
+      </w:r>
+    </w:p>
+    <w:p>
+      <w:pPr>
+        <w:spacing w:after="20" w:before="0"/>
+      </w:pPr>
+      <w:r>
+        <w:t xml:space="preserve">     6:10 simplifies to 3:5, not 4:5. The other ratios (8:10, 12:15, 16:20) all simplify to 4:5.</w:t>
       </w:r>
     </w:p>
     <w:p>
@@ -1418,27 +1450,95 @@
           <w:i/>
           <w:iCs/>
         </w:rPr>
-        <w:t xml:space="preserve">     Watch for: A common mistake in Graph Ratio Tables is writing the ordered pair in the wrong order — putting the second table value first instead of matching (x, y) to the table's column order. For example, if a recipe table shows 2 cups of sugar for every 4 cups of flour, a student might plot (4, 2) instead of (2, 4), landing the point in a completely different spot on the grid. Before you plot, check: which quantity goes on the x-axis, and does your ordered pair start with that number?</w:t>
-      </w:r>
-    </w:p>
-    <w:p>
-      <w:pPr>
-        <w:spacing w:after="40" w:before="0"/>
-      </w:pPr>
-      <w:r>
-        <w:rPr>
-          <w:b/>
-          <w:bCs/>
-        </w:rPr>
-        <w:t xml:space="preserve">2. A. A straight line through the origin</w:t>
-      </w:r>
-    </w:p>
-    <w:p>
-      <w:pPr>
-        <w:spacing w:after="20" w:before="0"/>
-      </w:pPr>
-      <w:r>
-        <w:t xml:space="preserve">     Equivalent ratios are proportional, so their graph is always a straight line that passes through the origin (0, 0).</w:t>
+        <w:t xml:space="preserve">     Watch for: A common mistake in Ratio Tables is scaling only ONE part of the ratio, or adding the scale factor to a part instead of multiplying by it — for example, turning 2:3 into 6:3 (multiplying only the first number by 3 and forgetting the second) or into 4:5 (adding the scale factor 2 to the second number instead of multiplying, since 3+2=5 but 3×2=6). Before you submit, multiply BOTH numbers by the same scale factor and check that your new ratio simplifies back to the original.</w:t>
+      </w:r>
+    </w:p>
+    <w:p>
+      <w:pPr>
+        <w:spacing w:after="40" w:before="0"/>
+      </w:pPr>
+      <w:r>
+        <w:rPr>
+          <w:b/>
+          <w:bCs/>
+        </w:rPr>
+        <w:t xml:space="preserve">3. Complete the ratio table for lemon juice to water in Chef Reyes's lemonade recipe (1 cup lemon juice for every 4 cups water).</w:t>
+      </w:r>
+    </w:p>
+    <w:p>
+      <w:pPr>
+        <w:spacing w:after="20" w:before="0"/>
+      </w:pPr>
+      <w:r>
+        <w:t xml:space="preserve">     2 — Lemon Juice (cups): 2</w:t>
+      </w:r>
+    </w:p>
+    <w:p>
+      <w:pPr>
+        <w:spacing w:after="20" w:before="0"/>
+      </w:pPr>
+      <w:r>
+        <w:t xml:space="preserve">     2 — Water (cups): 8</w:t>
+      </w:r>
+    </w:p>
+    <w:p>
+      <w:pPr>
+        <w:spacing w:after="20" w:before="0"/>
+      </w:pPr>
+      <w:r>
+        <w:t xml:space="preserve">     5 — Lemon Juice (cups): 5</w:t>
+      </w:r>
+    </w:p>
+    <w:p>
+      <w:pPr>
+        <w:spacing w:after="20" w:before="0"/>
+      </w:pPr>
+      <w:r>
+        <w:t xml:space="preserve">     5 — Water (cups): 20</w:t>
+      </w:r>
+    </w:p>
+    <w:p>
+      <w:pPr>
+        <w:spacing w:after="20" w:before="0"/>
+      </w:pPr>
+      <w:r>
+        <w:t xml:space="preserve">     10 — Lemon Juice (cups): 10</w:t>
+      </w:r>
+    </w:p>
+    <w:p>
+      <w:pPr>
+        <w:spacing w:after="20" w:before="0"/>
+      </w:pPr>
+      <w:r>
+        <w:t xml:space="preserve">     10 — Water (cups): 40</w:t>
+      </w:r>
+    </w:p>
+    <w:p>
+      <w:pPr>
+        <w:spacing w:after="40" w:before="0"/>
+      </w:pPr>
+      <w:r>
+        <w:t xml:space="preserve"/>
+      </w:r>
+    </w:p>
+    <w:p>
+      <w:pPr>
+        <w:spacing w:after="40" w:before="0"/>
+      </w:pPr>
+      <w:r>
+        <w:rPr>
+          <w:b/>
+          <w:bCs/>
+        </w:rPr>
+        <w:t xml:space="preserve">4. A. 8</w:t>
+      </w:r>
+    </w:p>
+    <w:p>
+      <w:pPr>
+        <w:spacing w:after="20" w:before="0"/>
+      </w:pPr>
+      <w:r>
+        <w:t xml:space="preserve">     Scale factor: 12 ÷ 3 = 4. Multiply butter by 4: 2 × 4 = 8 cups of butter.</w:t>
       </w:r>
     </w:p>
     <w:p>
@@ -1450,27 +1550,95 @@
           <w:i/>
           <w:iCs/>
         </w:rPr>
-        <w:t xml:space="preserve">     Watch for: A common mistake in Graph Ratio Tables is writing the ordered pair in the wrong order — putting the second table value first instead of matching (x, y) to the table's column order. For example, if a recipe table shows 2 cups of sugar for every 4 cups of flour, a student might plot (4, 2) instead of (2, 4), landing the point in a completely different spot on the grid. Before you plot, check: which quantity goes on the x-axis, and does your ordered pair start with that number?</w:t>
-      </w:r>
-    </w:p>
-    <w:p>
-      <w:pPr>
-        <w:spacing w:after="40" w:before="0"/>
-      </w:pPr>
-      <w:r>
-        <w:rPr>
-          <w:b/>
-          <w:bCs/>
-        </w:rPr>
-        <w:t xml:space="preserve">3. A. 4:1</w:t>
-      </w:r>
-    </w:p>
-    <w:p>
-      <w:pPr>
-        <w:spacing w:after="20" w:before="0"/>
-      </w:pPr>
-      <w:r>
-        <w:t xml:space="preserve">     For each point: 4÷1 = 4, 8÷2 = 4, 12÷3 = 4. The ratio of y to x is always 4:1.</w:t>
+        <w:t xml:space="preserve">     Watch for: A common mistake in Ratio Tables is scaling only ONE part of the ratio, or adding the scale factor to a part instead of multiplying by it — for example, turning 2:3 into 6:3 (multiplying only the first number by 3 and forgetting the second) or into 4:5 (adding the scale factor 2 to the second number instead of multiplying, since 3+2=5 but 3×2=6). Before you submit, multiply BOTH numbers by the same scale factor and check that your new ratio simplifies back to the original.</w:t>
+      </w:r>
+    </w:p>
+    <w:p>
+      <w:pPr>
+        <w:spacing w:after="40" w:before="0"/>
+      </w:pPr>
+      <w:r>
+        <w:rPr>
+          <w:b/>
+          <w:bCs/>
+        </w:rPr>
+        <w:t xml:space="preserve">5. Correct groups:</w:t>
+      </w:r>
+    </w:p>
+    <w:p>
+      <w:pPr>
+        <w:spacing w:after="20" w:before="0"/>
+      </w:pPr>
+      <w:r>
+        <w:t xml:space="preserve">     6:8 → Belongs in 3:4 Table</w:t>
+      </w:r>
+    </w:p>
+    <w:p>
+      <w:pPr>
+        <w:spacing w:after="20" w:before="0"/>
+      </w:pPr>
+      <w:r>
+        <w:t xml:space="preserve">     9:12 → Belongs in 3:4 Table</w:t>
+      </w:r>
+    </w:p>
+    <w:p>
+      <w:pPr>
+        <w:spacing w:after="20" w:before="0"/>
+      </w:pPr>
+      <w:r>
+        <w:t xml:space="preserve">     15:20 → Belongs in 3:4 Table</w:t>
+      </w:r>
+    </w:p>
+    <w:p>
+      <w:pPr>
+        <w:spacing w:after="20" w:before="0"/>
+      </w:pPr>
+      <w:r>
+        <w:t xml:space="preserve">     6:10 → Does NOT Belong</w:t>
+      </w:r>
+    </w:p>
+    <w:p>
+      <w:pPr>
+        <w:spacing w:after="20" w:before="0"/>
+      </w:pPr>
+      <w:r>
+        <w:t xml:space="preserve">     12:14 → Does NOT Belong</w:t>
+      </w:r>
+    </w:p>
+    <w:p>
+      <w:pPr>
+        <w:spacing w:after="20" w:before="0"/>
+      </w:pPr>
+      <w:r>
+        <w:t xml:space="preserve">     9:16 → Does NOT Belong</w:t>
+      </w:r>
+    </w:p>
+    <w:p>
+      <w:pPr>
+        <w:spacing w:after="40" w:before="0"/>
+      </w:pPr>
+      <w:r>
+        <w:t xml:space="preserve"/>
+      </w:r>
+    </w:p>
+    <w:p>
+      <w:pPr>
+        <w:spacing w:after="40" w:before="0"/>
+      </w:pPr>
+      <w:r>
+        <w:rPr>
+          <w:b/>
+          <w:bCs/>
+        </w:rPr>
+        <w:t xml:space="preserve">6. A. 3</w:t>
+      </w:r>
+    </w:p>
+    <w:p>
+      <w:pPr>
+        <w:spacing w:after="20" w:before="0"/>
+      </w:pPr>
+      <w:r>
+        <w:t xml:space="preserve">     From 5 to 15: 15 ÷ 5 = 3. From 8 to 24: 24 ÷ 8 = 3. The scale factor is 3.</w:t>
       </w:r>
     </w:p>
     <w:p>
@@ -1482,95 +1650,55 @@
           <w:i/>
           <w:iCs/>
         </w:rPr>
-        <w:t xml:space="preserve">     Watch for: A common mistake in Graph Ratio Tables is writing the ordered pair in the wrong order — putting the second table value first instead of matching (x, y) to the table's column order. For example, if a recipe table shows 2 cups of sugar for every 4 cups of flour, a student might plot (4, 2) instead of (2, 4), landing the point in a completely different spot on the grid. Before you plot, check: which quantity goes on the x-axis, and does your ordered pair start with that number?</w:t>
-      </w:r>
-    </w:p>
-    <w:p>
-      <w:pPr>
-        <w:spacing w:after="40" w:before="0"/>
-      </w:pPr>
-      <w:r>
-        <w:rPr>
-          <w:b/>
-          <w:bCs/>
-        </w:rPr>
-        <w:t xml:space="preserve">4. Use the graph pattern y = 5x to complete the ratio table, then identify what the ordered pairs would be.</w:t>
-      </w:r>
-    </w:p>
-    <w:p>
-      <w:pPr>
-        <w:spacing w:after="20" w:before="0"/>
-      </w:pPr>
-      <w:r>
-        <w:t xml:space="preserve">     2 — y: 10</w:t>
-      </w:r>
-    </w:p>
-    <w:p>
-      <w:pPr>
-        <w:spacing w:after="20" w:before="0"/>
-      </w:pPr>
-      <w:r>
-        <w:t xml:space="preserve">     2 — Ordered Pair: (2, 10)</w:t>
-      </w:r>
-    </w:p>
-    <w:p>
-      <w:pPr>
-        <w:spacing w:after="20" w:before="0"/>
-      </w:pPr>
-      <w:r>
-        <w:t xml:space="preserve">     4 — y: 20</w:t>
-      </w:r>
-    </w:p>
-    <w:p>
-      <w:pPr>
-        <w:spacing w:after="20" w:before="0"/>
-      </w:pPr>
-      <w:r>
-        <w:t xml:space="preserve">     4 — Ordered Pair: (4, 20)</w:t>
-      </w:r>
-    </w:p>
-    <w:p>
-      <w:pPr>
-        <w:spacing w:after="20" w:before="0"/>
-      </w:pPr>
-      <w:r>
-        <w:t xml:space="preserve">     6 — y: 30</w:t>
-      </w:r>
-    </w:p>
-    <w:p>
-      <w:pPr>
-        <w:spacing w:after="20" w:before="0"/>
-      </w:pPr>
-      <w:r>
-        <w:t xml:space="preserve">     6 — Ordered Pair: (6, 30)</w:t>
-      </w:r>
-    </w:p>
-    <w:p>
-      <w:pPr>
-        <w:spacing w:after="40" w:before="0"/>
-      </w:pPr>
-      <w:r>
-        <w:t xml:space="preserve"/>
-      </w:r>
-    </w:p>
-    <w:p>
-      <w:pPr>
-        <w:spacing w:after="40" w:before="0"/>
-      </w:pPr>
-      <w:r>
-        <w:rPr>
-          <w:b/>
-          <w:bCs/>
-        </w:rPr>
-        <w:t xml:space="preserve">5. A. Student B</w:t>
-      </w:r>
-    </w:p>
-    <w:p>
-      <w:pPr>
-        <w:spacing w:after="20" w:before="0"/>
-      </w:pPr>
-      <w:r>
-        <w:t xml:space="preserve">     Student A's ratio is 1:2 (y goes up 2 for each 1 in x). Student B's ratio is 1:3 (y goes up 3 for each 1 in x). A higher rate of change means a steeper line, so Student B's is steeper.</w:t>
+        <w:t xml:space="preserve">     Watch for: A common mistake in Ratio Tables is scaling only ONE part of the ratio, or adding the scale factor to a part instead of multiplying by it — for example, turning 2:3 into 6:3 (multiplying only the first number by 3 and forgetting the second) or into 4:5 (adding the scale factor 2 to the second number instead of multiplying, since 3+2=5 but 3×2=6). Before you submit, multiply BOTH numbers by the same scale factor and check that your new ratio simplifies back to the original.</w:t>
+      </w:r>
+    </w:p>
+    <w:p>
+      <w:pPr>
+        <w:spacing w:after="40" w:before="0"/>
+      </w:pPr>
+      <w:r>
+        <w:rPr>
+          <w:b/>
+          <w:bCs/>
+        </w:rPr>
+        <w:t xml:space="preserve">7. onLevel — Catch Marcus's Mistake</w:t>
+      </w:r>
+    </w:p>
+    <w:p>
+      <w:pPr>
+        <w:spacing w:after="20" w:before="0"/>
+      </w:pPr>
+      <w:r>
+        <w:t xml:space="preserve">     The mistake is in Step 2.</w:t>
+      </w:r>
+    </w:p>
+    <w:p>
+      <w:pPr>
+        <w:spacing w:after="20" w:before="0"/>
+      </w:pPr>
+      <w:r>
+        <w:t xml:space="preserve">     Correct work: Marcus subtracted instead of finding a scale factor. The scale factor from 3 to 12 is 12 ÷ 3 = 4 (not a difference of 9). Multiply the second value by that same scale factor: 8 × 4 = 32, so the correct row is 12:32.</w:t>
+      </w:r>
+    </w:p>
+    <w:p>
+      <w:pPr>
+        <w:spacing w:after="40" w:before="0"/>
+      </w:pPr>
+      <w:r>
+        <w:rPr>
+          <w:b/>
+          <w:bCs/>
+        </w:rPr>
+        <w:t xml:space="preserve">8. A. $15</w:t>
+      </w:r>
+    </w:p>
+    <w:p>
+      <w:pPr>
+        <w:spacing w:after="20" w:before="0"/>
+      </w:pPr>
+      <w:r>
+        <w:t xml:space="preserve">     6 tacos is 3 times 2 tacos, so multiply the cost by 3: $5 x 3 = $15.</w:t>
       </w:r>
     </w:p>
     <w:p>
@@ -1582,55 +1710,27 @@
           <w:i/>
           <w:iCs/>
         </w:rPr>
-        <w:t xml:space="preserve">     Watch for: A common mistake in Graph Ratio Tables is writing the ordered pair in the wrong order — putting the second table value first instead of matching (x, y) to the table's column order. For example, if a recipe table shows 2 cups of sugar for every 4 cups of flour, a student might plot (4, 2) instead of (2, 4), landing the point in a completely different spot on the grid. Before you plot, check: which quantity goes on the x-axis, and does your ordered pair start with that number?</w:t>
-      </w:r>
-    </w:p>
-    <w:p>
-      <w:pPr>
-        <w:spacing w:after="40" w:before="0"/>
-      </w:pPr>
-      <w:r>
-        <w:rPr>
-          <w:b/>
-          <w:bCs/>
-        </w:rPr>
-        <w:t xml:space="preserve">6. On Level — Spot the Common Mistake</w:t>
-      </w:r>
-    </w:p>
-    <w:p>
-      <w:pPr>
-        <w:spacing w:after="20" w:before="0"/>
-      </w:pPr>
-      <w:r>
-        <w:t xml:space="preserve">     The mistake is in Step 3.</w:t>
-      </w:r>
-    </w:p>
-    <w:p>
-      <w:pPr>
-        <w:spacing w:after="20" w:before="0"/>
-      </w:pPr>
-      <w:r>
-        <w:t xml:space="preserve">     Correct work: The point (4, 14) is off the line. Using the rule y = 4x, when x = 4 the y-value must be 4 × 4 = 16, so the correct point is (4, 16). Because (4, 14) does not satisfy y = 4x, it does not land on the line through the other points.</w:t>
-      </w:r>
-    </w:p>
-    <w:p>
-      <w:pPr>
-        <w:spacing w:after="40" w:before="0"/>
-      </w:pPr>
-      <w:r>
-        <w:rPr>
-          <w:b/>
-          <w:bCs/>
-        </w:rPr>
-        <w:t xml:space="preserve">7. A. (3, 6)</w:t>
-      </w:r>
-    </w:p>
-    <w:p>
-      <w:pPr>
-        <w:spacing w:after="20" w:before="0"/>
-      </w:pPr>
-      <w:r>
-        <w:t xml:space="preserve">     Cups (x) come first, scoops (y) second. 3 cups need 3 × 2 = 6 scoops, so the point is (3, 6).</w:t>
+        <w:t xml:space="preserve">     Watch for: A common mistake in Ratio Tables is scaling only ONE part of the ratio, or adding the scale factor to a part instead of multiplying by it — for example, turning 2:3 into 6:3 (multiplying only the first number by 3 and forgetting the second) or into 4:5 (adding the scale factor 2 to the second number instead of multiplying, since 3+2=5 but 3×2=6). Before you submit, multiply BOTH numbers by the same scale factor and check that your new ratio simplifies back to the original.</w:t>
+      </w:r>
+    </w:p>
+    <w:p>
+      <w:pPr>
+        <w:spacing w:after="40" w:before="0"/>
+      </w:pPr>
+      <w:r>
+        <w:rPr>
+          <w:b/>
+          <w:bCs/>
+        </w:rPr>
+        <w:t xml:space="preserve">9. A. 12</w:t>
+      </w:r>
+    </w:p>
+    <w:p>
+      <w:pPr>
+        <w:spacing w:after="20" w:before="0"/>
+      </w:pPr>
+      <w:r>
+        <w:t xml:space="preserve">     The scale factor is 9 div 3 = 3. Multiply the mango by 3: 4 x 3 = 12 cups.</w:t>
       </w:r>
     </w:p>
     <w:p>
@@ -1642,151 +1742,51 @@
           <w:i/>
           <w:iCs/>
         </w:rPr>
-        <w:t xml:space="preserve">     Watch for: A common mistake in Graph Ratio Tables is writing the ordered pair in the wrong order — putting the second table value first instead of matching (x, y) to the table's column order. For example, if a recipe table shows 2 cups of sugar for every 4 cups of flour, a student might plot (4, 2) instead of (2, 4), landing the point in a completely different spot on the grid. Before you plot, check: which quantity goes on the x-axis, and does your ordered pair start with that number?</w:t>
-      </w:r>
-    </w:p>
-    <w:p>
-      <w:pPr>
-        <w:spacing w:after="40" w:before="0"/>
-      </w:pPr>
-      <w:r>
-        <w:rPr>
-          <w:b/>
-          <w:bCs/>
-        </w:rPr>
-        <w:t xml:space="preserve">8. A. y = 2x</w:t>
-      </w:r>
-    </w:p>
-    <w:p>
-      <w:pPr>
-        <w:spacing w:after="20" w:before="0"/>
-      </w:pPr>
-      <w:r>
-        <w:t xml:space="preserve">     Each cup needs 2 scoops, so y (scoops) is always 2 times x (cups): y = 2x. For 4 cups, y = 2 × 4 = 8.</w:t>
-      </w:r>
-    </w:p>
-    <w:p>
-      <w:pPr>
-        <w:spacing w:after="80" w:before="0"/>
-      </w:pPr>
-      <w:r>
-        <w:rPr>
-          <w:i/>
-          <w:iCs/>
-        </w:rPr>
-        <w:t xml:space="preserve">     Watch for: A common mistake in Graph Ratio Tables is writing the ordered pair in the wrong order — putting the second table value first instead of matching (x, y) to the table's column order. For example, if a recipe table shows 2 cups of sugar for every 4 cups of flour, a student might plot (4, 2) instead of (2, 4), landing the point in a completely different spot on the grid. Before you plot, check: which quantity goes on the x-axis, and does your ordered pair start with that number?</w:t>
-      </w:r>
-    </w:p>
-    <w:p>
-      <w:pPr>
-        <w:spacing w:after="40" w:before="0"/>
-      </w:pPr>
-      <w:r>
-        <w:rPr>
-          <w:b/>
-          <w:bCs/>
-        </w:rPr>
-        <w:t xml:space="preserve">9. Matches:</w:t>
-      </w:r>
-    </w:p>
-    <w:p>
-      <w:pPr>
-        <w:spacing w:after="20" w:before="0"/>
-      </w:pPr>
-      <w:r>
-        <w:t xml:space="preserve">     2 cups → 4 scoops → (2, 4)</w:t>
-      </w:r>
-    </w:p>
-    <w:p>
-      <w:pPr>
-        <w:spacing w:after="20" w:before="0"/>
-      </w:pPr>
-      <w:r>
-        <w:t xml:space="preserve">     3 cups → 6 scoops → (3, 6)</w:t>
-      </w:r>
-    </w:p>
-    <w:p>
-      <w:pPr>
-        <w:spacing w:after="20" w:before="0"/>
-      </w:pPr>
-      <w:r>
-        <w:t xml:space="preserve">     5 cups → 10 scoops → (5, 10)</w:t>
-      </w:r>
-    </w:p>
-    <w:p>
-      <w:pPr>
-        <w:spacing w:after="20" w:before="0"/>
-      </w:pPr>
-      <w:r>
-        <w:t xml:space="preserve">     6 cups → 12 scoops → (6, 12)</w:t>
-      </w:r>
-    </w:p>
-    <w:p>
-      <w:pPr>
-        <w:spacing w:after="40" w:before="0"/>
-      </w:pPr>
-      <w:r>
-        <w:t xml:space="preserve"/>
-      </w:r>
-    </w:p>
-    <w:p>
-      <w:pPr>
-        <w:spacing w:after="40" w:before="0"/>
-      </w:pPr>
-      <w:r>
-        <w:rPr>
-          <w:b/>
-          <w:bCs/>
-        </w:rPr>
-        <w:t xml:space="preserve">10. Correct groups:</w:t>
-      </w:r>
-    </w:p>
-    <w:p>
-      <w:pPr>
-        <w:spacing w:after="20" w:before="0"/>
-      </w:pPr>
-      <w:r>
-        <w:t xml:space="preserve">     (1, 2) → ON the line (y = 2x)</w:t>
-      </w:r>
-    </w:p>
-    <w:p>
-      <w:pPr>
-        <w:spacing w:after="20" w:before="0"/>
-      </w:pPr>
-      <w:r>
-        <w:t xml:space="preserve">     (4, 8) → ON the line (y = 2x)</w:t>
-      </w:r>
-    </w:p>
-    <w:p>
-      <w:pPr>
-        <w:spacing w:after="20" w:before="0"/>
-      </w:pPr>
-      <w:r>
-        <w:t xml:space="preserve">     (5, 10) → ON the line (y = 2x)</w:t>
-      </w:r>
-    </w:p>
-    <w:p>
-      <w:pPr>
-        <w:spacing w:after="20" w:before="0"/>
-      </w:pPr>
-      <w:r>
-        <w:t xml:space="preserve">     (2, 3) → OFF the line</w:t>
-      </w:r>
-    </w:p>
-    <w:p>
-      <w:pPr>
-        <w:spacing w:after="20" w:before="0"/>
-      </w:pPr>
-      <w:r>
-        <w:t xml:space="preserve">     (3, 5) → OFF the line</w:t>
-      </w:r>
-    </w:p>
-    <w:p>
-      <w:pPr>
-        <w:spacing w:after="20" w:before="0"/>
-      </w:pPr>
-      <w:r>
-        <w:t xml:space="preserve">     (1, 4) → OFF the line</w:t>
+        <w:t xml:space="preserve">     Watch for: A common mistake in Ratio Tables is scaling only ONE part of the ratio, or adding the scale factor to a part instead of multiplying by it — for example, turning 2:3 into 6:3 (multiplying only the first number by 3 and forgetting the second) or into 4:5 (adding the scale factor 2 to the second number instead of multiplying, since 3+2=5 but 3×2=6). Before you submit, multiply BOTH numbers by the same scale factor and check that your new ratio simplifies back to the original.</w:t>
+      </w:r>
+    </w:p>
+    <w:p>
+      <w:pPr>
+        <w:spacing w:after="40" w:before="0"/>
+      </w:pPr>
+      <w:r>
+        <w:rPr>
+          <w:b/>
+          <w:bCs/>
+        </w:rPr>
+        <w:t xml:space="preserve">10. Matches:</w:t>
+      </w:r>
+    </w:p>
+    <w:p>
+      <w:pPr>
+        <w:spacing w:after="20" w:before="0"/>
+      </w:pPr>
+      <w:r>
+        <w:t xml:space="preserve">     3 burgers cost $12, so 5 burgers cost ___ → $20</w:t>
+      </w:r>
+    </w:p>
+    <w:p>
+      <w:pPr>
+        <w:spacing w:after="20" w:before="0"/>
+      </w:pPr>
+      <w:r>
+        <w:t xml:space="preserve">     Ratio table 7:2, partner of 21 is ___ → 6</w:t>
+      </w:r>
+    </w:p>
+    <w:p>
+      <w:pPr>
+        <w:spacing w:after="20" w:before="0"/>
+      </w:pPr>
+      <w:r>
+        <w:t xml:space="preserve">     Ratio table 5:6, partner of 30 in the first column is ___ → 36</w:t>
+      </w:r>
+    </w:p>
+    <w:p>
+      <w:pPr>
+        <w:spacing w:after="20" w:before="0"/>
+      </w:pPr>
+      <w:r>
+        <w:t xml:space="preserve">     2 drinks cost $3, so 8 drinks cost ___ → $12</w:t>
       </w:r>
     </w:p>
     <w:p>

--- a/lessons/3-3/homework.docx
+++ b/lessons/3-3/homework.docx
@@ -12,7 +12,7 @@
           <w:b/>
           <w:bCs/>
         </w:rPr>
-        <w:t xml:space="preserve">Ratio Tables — Homework</w:t>
+        <w:t xml:space="preserve">Determine Equivalent Ratios Using Tables — Homework</w:t>
       </w:r>
     </w:p>
     <w:p>
@@ -24,7 +24,7 @@
           <w:i/>
           <w:iCs/>
         </w:rPr>
-        <w:t xml:space="preserve">Lesson 3-2  •  Standard 6.AT.3a</w:t>
+        <w:t xml:space="preserve">Lesson 3-3  •  Standard 6.AT.3a</w:t>
       </w:r>
     </w:p>
     <w:p>
@@ -161,10 +161,10 @@
           <w:b/>
           <w:bCs/>
         </w:rPr>
-        <w:t xml:space="preserve">Ratio table (Tabla de razones)</w:t>
-      </w:r>
-      <w:r>
-        <w:t xml:space="preserve"> — A table of equal ratios that shows a pattern.</w:t>
+        <w:t xml:space="preserve">Ratio Tables (Tablas de razones)</w:t>
+      </w:r>
+      <w:r>
+        <w:t xml:space="preserve"> — Tables that organize pairs of equivalent ratios.</w:t>
       </w:r>
     </w:p>
     <w:p>
@@ -224,10 +224,10 @@
           <w:b/>
           <w:bCs/>
         </w:rPr>
-        <w:t xml:space="preserve">Equivalent ratio (Razón equivalente)</w:t>
-      </w:r>
-      <w:r>
-        <w:t xml:space="preserve"> — Two ratios that mean the same thing, like 1:2 and 2:4.</w:t>
+        <w:t xml:space="preserve">Ratio table (Tabla de razones)</w:t>
+      </w:r>
+      <w:r>
+        <w:t xml:space="preserve"> — A table of equal ratios that shows a pattern.</w:t>
       </w:r>
     </w:p>
     <w:p>
@@ -287,10 +287,10 @@
           <w:b/>
           <w:bCs/>
         </w:rPr>
-        <w:t xml:space="preserve">Scale factor (Factor de escala)</w:t>
-      </w:r>
-      <w:r>
-        <w:t xml:space="preserve"> — The number you multiply both parts of a ratio by to get an equal ratio.</w:t>
+        <w:t xml:space="preserve">Equivalent ratio (Razón equivalente)</w:t>
+      </w:r>
+      <w:r>
+        <w:t xml:space="preserve"> — Two ratios that mean the same thing, like 1:2 and 2:4.</w:t>
       </w:r>
     </w:p>
     <w:p>
@@ -350,10 +350,10 @@
           <w:b/>
           <w:bCs/>
         </w:rPr>
-        <w:t xml:space="preserve">Pattern (Patrón)</w:t>
-      </w:r>
-      <w:r>
-        <w:t xml:space="preserve"> — A rule that numbers follow again and again.</w:t>
+        <w:t xml:space="preserve">Scale factor (Factor de escala)</w:t>
+      </w:r>
+      <w:r>
+        <w:t xml:space="preserve"> — The number you multiply both parts of a ratio by to get an equal ratio.</w:t>
       </w:r>
     </w:p>
     <w:p>
@@ -381,7 +381,70 @@
                     </pic:cNvPicPr>
                   </pic:nvPicPr>
                   <pic:blipFill>
-                    <a:blip r:embed="rId10" cstate="none"/>
+                    <a:blip r:embed="rId11" cstate="none"/>
+                    <a:srcRect/>
+                    <a:stretch>
+                      <a:fillRect/>
+                    </a:stretch>
+                  </pic:blipFill>
+                  <pic:spPr bwMode="auto">
+                    <a:xfrm>
+                      <a:off x="0" y="0"/>
+                      <a:ext cx="1047750" cy="790575"/>
+                    </a:xfrm>
+                    <a:prstGeom prst="rect">
+                      <a:avLst/>
+                    </a:prstGeom>
+                  </pic:spPr>
+                </pic:pic>
+              </a:graphicData>
+            </a:graphic>
+          </wp:inline>
+        </w:drawing>
+      </w:r>
+    </w:p>
+    <w:p>
+      <w:pPr>
+        <w:keepNext/>
+        <w:spacing w:after="120"/>
+      </w:pPr>
+      <w:r>
+        <w:rPr>
+          <w:b/>
+          <w:bCs/>
+        </w:rPr>
+        <w:t xml:space="preserve">Pattern (Patrón)</w:t>
+      </w:r>
+      <w:r>
+        <w:t xml:space="preserve"> — A rule that numbers follow again and again.</w:t>
+      </w:r>
+    </w:p>
+    <w:p>
+      <w:pPr>
+        <w:keepNext/>
+        <w:spacing w:after="20" w:before="80"/>
+        <w:jc w:val="center"/>
+      </w:pPr>
+      <w:r>
+        <w:drawing>
+          <wp:inline distT="0" distB="0" distL="0" distR="0">
+            <wp:extent cx="1047750" cy="790575"/>
+            <wp:effectExtent t="0" r="0" b="0" l="0"/>
+            <wp:docPr id="1" name="" descr="" title=""/>
+            <wp:cNvGraphicFramePr>
+              <a:graphicFrameLocks xmlns:a="http://schemas.openxmlformats.org/drawingml/2006/main" noChangeAspect="1"/>
+            </wp:cNvGraphicFramePr>
+            <a:graphic xmlns:a="http://schemas.openxmlformats.org/drawingml/2006/main">
+              <a:graphicData uri="http://schemas.openxmlformats.org/drawingml/2006/picture">
+                <pic:pic xmlns:pic="http://schemas.openxmlformats.org/drawingml/2006/picture">
+                  <pic:nvPicPr>
+                    <pic:cNvPr id="0" name="" descr=""/>
+                    <pic:cNvPicPr>
+                      <a:picLocks noChangeAspect="1" noChangeArrowheads="1"/>
+                    </pic:cNvPicPr>
+                  </pic:nvPicPr>
+                  <pic:blipFill>
+                    <a:blip r:embed="rId11" cstate="none"/>
                     <a:srcRect/>
                     <a:stretch>
                       <a:fillRect/>
@@ -1020,7 +1083,7 @@
           <w:b/>
           <w:bCs/>
         </w:rPr>
-        <w:t xml:space="preserve">7. onLevel — Catch Marcus's Mistake</w:t>
+        <w:t xml:space="preserve">7. Catch Marcus's Mistake</w:t>
       </w:r>
     </w:p>
     <w:p>
@@ -1662,7 +1725,7 @@
           <w:b/>
           <w:bCs/>
         </w:rPr>
-        <w:t xml:space="preserve">7. onLevel — Catch Marcus's Mistake</w:t>
+        <w:t xml:space="preserve">7. Catch Marcus's Mistake</w:t>
       </w:r>
     </w:p>
     <w:p>
@@ -1679,6 +1742,14 @@
       </w:pPr>
       <w:r>
         <w:t xml:space="preserve">     Correct work: Marcus subtracted instead of finding a scale factor. The scale factor from 3 to 12 is 12 ÷ 3 = 4 (not a difference of 9). Multiply the second value by that same scale factor: 8 × 4 = 32, so the correct row is 12:32.</w:t>
+      </w:r>
+    </w:p>
+    <w:p>
+      <w:pPr>
+        <w:spacing w:after="80" w:before="0"/>
+      </w:pPr>
+      <w:r>
+        <w:t xml:space="preserve">     Watch for: In the 'Find the change' step Marcus subtracted 12 − 3 = 9 and then added that 9 to the second value, but rows of a ratio table are connected by multiplication. The scale factor is 12 ÷ 3 = 4, so the second value becomes 8 × 4 = 32 and the correct row is 12:32.</w:t>
       </w:r>
     </w:p>
     <w:p>

--- a/lessons/3-3/homework.docx
+++ b/lessons/3-3/homework.docx
@@ -479,7 +479,7 @@
         <w:t xml:space="preserve">Additive pattern (Patrón aditivo)</w:t>
       </w:r>
       <w:r>
-        <w:t xml:space="preserve"> — Adding the same amount to both parts of a ratio table to make new rows.</w:t>
+        <w:t xml:space="preserve"> — Building new rows of a ratio table by adding each column's own constant amount, so the two columns grow together.</w:t>
       </w:r>
     </w:p>
     <w:p>
